--- a/작업일지/32주차.docx
+++ b/작업일지/32주차.docx
@@ -110,6 +110,7 @@
                 <w:sz w:val="22"/>
               </w:rPr>
             </w:pPr>
+            <w:proofErr w:type="spellStart"/>
             <w:r>
               <w:rPr>
                 <w:rFonts w:hint="eastAsia"/>
@@ -118,6 +119,7 @@
               </w:rPr>
               <w:t>팀명</w:t>
             </w:r>
+            <w:proofErr w:type="spellEnd"/>
           </w:p>
         </w:tc>
         <w:tc>
@@ -440,14 +442,6 @@
             </w:r>
           </w:p>
           <w:p>
-            <w:pPr>
-              <w:rPr>
-                <w:rFonts w:ascii="맑은 고딕" w:eastAsia="맑은 고딕" w:hAnsi="맑은 고딕"/>
-                <w:b/>
-                <w:bCs/>
-                <w:u w:val="single"/>
-              </w:rPr>
-            </w:pPr>
             <w:hyperlink r:id="rId8" w:history="1">
               <w:r>
                 <w:rPr>
@@ -523,6 +517,349 @@
               </w:r>
             </w:hyperlink>
           </w:p>
+          <w:p>
+            <w:pPr>
+              <w:rPr>
+                <w:rFonts w:ascii="맑은 고딕" w:eastAsia="맑은 고딕" w:hAnsi="맑은 고딕"/>
+                <w:b/>
+                <w:bCs/>
+                <w:u w:val="single"/>
+              </w:rPr>
+            </w:pPr>
+            <w:hyperlink r:id="rId9" w:history="1">
+              <w:r>
+                <w:rPr>
+                  <w:rStyle w:val="a6"/>
+                  <w:rFonts w:ascii="맑은 고딕" w:eastAsia="맑은 고딕" w:hAnsi="맑은 고딕" w:hint="eastAsia"/>
+                  <w:b/>
+                  <w:bCs/>
+                </w:rPr>
+                <w:t xml:space="preserve">1스테이지 </w:t>
+              </w:r>
+              <w:r>
+                <w:rPr>
+                  <w:rStyle w:val="a6"/>
+                  <w:rFonts w:ascii="맑은 고딕" w:eastAsia="맑은 고딕" w:hAnsi="맑은 고딕"/>
+                  <w:b/>
+                  <w:bCs/>
+                </w:rPr>
+                <w:t>보스</w:t>
+              </w:r>
+              <w:r>
+                <w:rPr>
+                  <w:rStyle w:val="a6"/>
+                  <w:rFonts w:ascii="맑은 고딕" w:eastAsia="맑은 고딕" w:hAnsi="맑은 고딕" w:hint="eastAsia"/>
+                  <w:b/>
+                  <w:bCs/>
+                </w:rPr>
+                <w:t xml:space="preserve"> 1</w:t>
+              </w:r>
+              <w:r>
+                <w:rPr>
+                  <w:rStyle w:val="a6"/>
+                  <w:rFonts w:ascii="맑은 고딕" w:eastAsia="맑은 고딕" w:hAnsi="맑은 고딕"/>
+                  <w:b/>
+                  <w:bCs/>
+                </w:rPr>
+                <w:t>페이즈</w:t>
+              </w:r>
+              <w:r>
+                <w:rPr>
+                  <w:rStyle w:val="a6"/>
+                  <w:rFonts w:ascii="맑은 고딕" w:eastAsia="맑은 고딕" w:hAnsi="맑은 고딕" w:hint="eastAsia"/>
+                  <w:b/>
+                  <w:bCs/>
+                </w:rPr>
+                <w:t xml:space="preserve"> </w:t>
+              </w:r>
+              <w:r>
+                <w:rPr>
+                  <w:rStyle w:val="a6"/>
+                  <w:rFonts w:ascii="맑은 고딕" w:eastAsia="맑은 고딕" w:hAnsi="맑은 고딕"/>
+                  <w:b/>
+                  <w:bCs/>
+                </w:rPr>
+                <w:t>완성</w:t>
+              </w:r>
+            </w:hyperlink>
+          </w:p>
+          <w:p>
+            <w:pPr>
+              <w:rPr>
+                <w:rFonts w:ascii="맑은 고딕" w:eastAsia="맑은 고딕" w:hAnsi="맑은 고딕"/>
+                <w:b/>
+                <w:bCs/>
+                <w:u w:val="single"/>
+              </w:rPr>
+            </w:pPr>
+            <w:hyperlink r:id="rId10" w:tooltip="애니메이션 상태 시스템 리팩토링 및 액션 ID 도입&#10;&#10;개억까의 시간을 모두 물리치고 박경준이 승리했습니다 여러분 DW가 저번에 말한 SKILL 문제를 좀더 유연하게 대처하기위해서 모든 액션과 상태를 분리해서 코딩 할 수 있게끔 바꿧고 그거에 맞춰서 animation_component 도 구조를 바꿧음 이름에 대응되도록&#10;&#10;기존 OBJECT_STATE 기반 애니메이션/상태 시스템을 폐기하고, 문자열 기반 애니메이션 이름 및 EntityState+action_id 구조로 전면 리팩토링하였습니다. AnimationComponent는 add_animation/play 방식으로 변경되었고, 서버-클라이언트 동기화 패킷 및 관련 코드 전반이 EntityState와 action_id를 함께 사용하도록 수정되었습니다. ReadGLTFMesh에 애니메이션 이름 자동 매칭 유틸이 추가되었으며, 각종 스크립트와 BT, CombatDef 등도 새로운 분기 방식에 맞게 변경되었습니다. 기존 enum 기반 매핑 및 관련 함수는 모두 제거 또는 주석 처리되었습니다." w:history="1">
+              <w:r>
+                <w:rPr>
+                  <w:rStyle w:val="a6"/>
+                  <w:rFonts w:ascii="맑은 고딕" w:eastAsia="맑은 고딕" w:hAnsi="맑은 고딕"/>
+                  <w:b/>
+                  <w:bCs/>
+                </w:rPr>
+                <w:t>애니메이션 상태 시스템 리팩토링 및 액션 ID 도입</w:t>
+              </w:r>
+            </w:hyperlink>
+          </w:p>
+          <w:p>
+            <w:pPr>
+              <w:rPr>
+                <w:rFonts w:ascii="맑은 고딕" w:eastAsia="맑은 고딕" w:hAnsi="맑은 고딕"/>
+                <w:b/>
+                <w:bCs/>
+                <w:u w:val="single"/>
+              </w:rPr>
+            </w:pPr>
+            <w:r>
+              <w:rPr>
+                <w:rFonts w:ascii="맑은 고딕" w:eastAsia="맑은 고딕" w:hAnsi="맑은 고딕"/>
+                <w:b/>
+                <w:bCs/>
+                <w:u w:val="single"/>
+              </w:rPr>
+              <w:t xml:space="preserve">PIPMAP Unreal Project git </w:t>
+            </w:r>
+            <w:proofErr w:type="spellStart"/>
+            <w:r>
+              <w:rPr>
+                <w:rFonts w:ascii="맑은 고딕" w:eastAsia="맑은 고딕" w:hAnsi="맑은 고딕"/>
+                <w:b/>
+                <w:bCs/>
+                <w:u w:val="single"/>
+              </w:rPr>
+              <w:t>리포지터리</w:t>
+            </w:r>
+            <w:proofErr w:type="spellEnd"/>
+            <w:r>
+              <w:rPr>
+                <w:rFonts w:ascii="맑은 고딕" w:eastAsia="맑은 고딕" w:hAnsi="맑은 고딕"/>
+                <w:b/>
+                <w:bCs/>
+                <w:u w:val="single"/>
+              </w:rPr>
+              <w:t xml:space="preserve"> 관리 주체 변경</w:t>
+            </w:r>
+          </w:p>
+          <w:p>
+            <w:pPr>
+              <w:rPr>
+                <w:rFonts w:ascii="맑은 고딕" w:eastAsia="맑은 고딕" w:hAnsi="맑은 고딕"/>
+                <w:b/>
+                <w:bCs/>
+                <w:u w:val="single"/>
+              </w:rPr>
+            </w:pPr>
+            <w:hyperlink r:id="rId11" w:tooltip="서버 꺼졌을때 클라이언트 종료 코드 보강&#10;&#10;서버도 클라이언트 터졌을때 코드 보강하긴했는데 테스트가 안되서 아직 확인은 못함" w:history="1">
+              <w:r>
+                <w:rPr>
+                  <w:rStyle w:val="a6"/>
+                  <w:rFonts w:ascii="맑은 고딕" w:eastAsia="맑은 고딕" w:hAnsi="맑은 고딕"/>
+                  <w:b/>
+                  <w:bCs/>
+                </w:rPr>
+                <w:t>서버 꺼졌을때 클라이언트 종료 코드 보강</w:t>
+              </w:r>
+            </w:hyperlink>
+          </w:p>
+          <w:p>
+            <w:pPr>
+              <w:rPr>
+                <w:rFonts w:ascii="맑은 고딕" w:eastAsia="맑은 고딕" w:hAnsi="맑은 고딕"/>
+                <w:b/>
+                <w:bCs/>
+                <w:u w:val="single"/>
+              </w:rPr>
+            </w:pPr>
+            <w:hyperlink r:id="rId12" w:tooltip="언리얼과 터레인 고저차 문제 해결!!!&#10;&#10;언리얼과 다른 식을 사용 중이어서 문제였음!!" w:history="1">
+              <w:r>
+                <w:rPr>
+                  <w:rStyle w:val="a6"/>
+                  <w:rFonts w:ascii="맑은 고딕" w:eastAsia="맑은 고딕" w:hAnsi="맑은 고딕"/>
+                  <w:b/>
+                  <w:bCs/>
+                </w:rPr>
+                <w:t>언리얼과 터레인 고저차 문제 해결!!!</w:t>
+              </w:r>
+            </w:hyperlink>
+          </w:p>
+          <w:p>
+            <w:pPr>
+              <w:rPr>
+                <w:rFonts w:ascii="맑은 고딕" w:eastAsia="맑은 고딕" w:hAnsi="맑은 고딕"/>
+                <w:b/>
+                <w:bCs/>
+                <w:u w:val="single"/>
+              </w:rPr>
+            </w:pPr>
+            <w:hyperlink r:id="rId13" w:tooltip="서버 지형 다중 Landscape 지원 및 물리/스폰 로직 리팩토링&#10;&#10;다만 아직 클라이언트단에 있는 물리 월드와 중력때문에 떨어지는중&#10;&#10;MapDataManager가 여러 Landscape(지형 타일)을 지원하도록 구조를 대폭 변경하고, 각 타일별로 물리 Shape을 미리 생성/공유하도록 개선했습니다. Room에서는 모든 지형 타일에 대해 물리 바디를 생성·관리하며, 플레이어 스폰 시 월드 중앙에서 레이캐스트로 지면을 정확히 탐지해 항상 안전하게 스폰되도록 보정 로직을 추가했습니다. 높이 계산, 맵 경계 반환 등도 다중 타일을 고려하도록 일원화했으며, float 타입 일관성 및 불필요 코드 정리 등도 포함됩니다." w:history="1">
+              <w:r>
+                <w:rPr>
+                  <w:rStyle w:val="a6"/>
+                  <w:rFonts w:ascii="맑은 고딕" w:eastAsia="맑은 고딕" w:hAnsi="맑은 고딕"/>
+                  <w:b/>
+                  <w:bCs/>
+                </w:rPr>
+                <w:t>서버 지형 다중 Landscape 지원 및 물리/스폰 로직 리팩토링</w:t>
+              </w:r>
+            </w:hyperlink>
+          </w:p>
+          <w:p>
+            <w:pPr>
+              <w:rPr>
+                <w:rFonts w:ascii="맑은 고딕" w:eastAsia="맑은 고딕" w:hAnsi="맑은 고딕" w:hint="eastAsia"/>
+                <w:b/>
+                <w:bCs/>
+                <w:u w:val="single"/>
+              </w:rPr>
+            </w:pPr>
+            <w:hyperlink r:id="rId14" w:history="1">
+              <w:r>
+                <w:rPr>
+                  <w:rStyle w:val="a6"/>
+                  <w:rFonts w:ascii="맑은 고딕" w:eastAsia="맑은 고딕" w:hAnsi="맑은 고딕" w:hint="eastAsia"/>
+                  <w:b/>
+                  <w:bCs/>
+                </w:rPr>
+                <w:t xml:space="preserve">클라이언트의 물리엔진 update </w:t>
+              </w:r>
+              <w:r>
+                <w:rPr>
+                  <w:rStyle w:val="a6"/>
+                  <w:rFonts w:ascii="맑은 고딕" w:eastAsia="맑은 고딕" w:hAnsi="맑은 고딕"/>
+                  <w:b/>
+                  <w:bCs/>
+                </w:rPr>
+                <w:t>제거</w:t>
+              </w:r>
+              <w:r>
+                <w:rPr>
+                  <w:rStyle w:val="a6"/>
+                  <w:rFonts w:ascii="맑은 고딕" w:eastAsia="맑은 고딕" w:hAnsi="맑은 고딕" w:hint="eastAsia"/>
+                  <w:b/>
+                  <w:bCs/>
+                </w:rPr>
+                <w:t xml:space="preserve"> </w:t>
+              </w:r>
+              <w:r>
+                <w:rPr>
+                  <w:rStyle w:val="a6"/>
+                  <w:rFonts w:ascii="맑은 고딕" w:eastAsia="맑은 고딕" w:hAnsi="맑은 고딕"/>
+                  <w:b/>
+                  <w:bCs/>
+                </w:rPr>
+                <w:t>시</w:t>
+              </w:r>
+              <w:r>
+                <w:rPr>
+                  <w:rStyle w:val="a6"/>
+                  <w:rFonts w:ascii="맑은 고딕" w:eastAsia="맑은 고딕" w:hAnsi="맑은 고딕" w:hint="eastAsia"/>
+                  <w:b/>
+                  <w:bCs/>
+                </w:rPr>
+                <w:t xml:space="preserve"> </w:t>
+              </w:r>
+              <w:r>
+                <w:rPr>
+                  <w:rStyle w:val="a6"/>
+                  <w:rFonts w:ascii="맑은 고딕" w:eastAsia="맑은 고딕" w:hAnsi="맑은 고딕"/>
+                  <w:b/>
+                  <w:bCs/>
+                </w:rPr>
+                <w:t>오류</w:t>
+              </w:r>
+              <w:r>
+                <w:rPr>
+                  <w:rStyle w:val="a6"/>
+                  <w:rFonts w:ascii="맑은 고딕" w:eastAsia="맑은 고딕" w:hAnsi="맑은 고딕" w:hint="eastAsia"/>
+                  <w:b/>
+                  <w:bCs/>
+                </w:rPr>
+                <w:t xml:space="preserve"> </w:t>
+              </w:r>
+              <w:r>
+                <w:rPr>
+                  <w:rStyle w:val="a6"/>
+                  <w:rFonts w:ascii="맑은 고딕" w:eastAsia="맑은 고딕" w:hAnsi="맑은 고딕"/>
+                  <w:b/>
+                  <w:bCs/>
+                </w:rPr>
+                <w:t>발생</w:t>
+              </w:r>
+            </w:hyperlink>
+          </w:p>
+          <w:p>
+            <w:pPr>
+              <w:rPr>
+                <w:rFonts w:ascii="맑은 고딕" w:eastAsia="맑은 고딕" w:hAnsi="맑은 고딕" w:hint="eastAsia"/>
+                <w:b/>
+                <w:bCs/>
+                <w:i/>
+                <w:iCs/>
+                <w:u w:val="single"/>
+              </w:rPr>
+            </w:pPr>
+            <w:hyperlink r:id="rId15" w:history="1">
+              <w:r>
+                <w:rPr>
+                  <w:rStyle w:val="a6"/>
+                  <w:rFonts w:ascii="맑은 고딕" w:eastAsia="맑은 고딕" w:hAnsi="맑은 고딕" w:hint="eastAsia"/>
+                  <w:b/>
+                  <w:bCs/>
+                  <w:i/>
+                  <w:iCs/>
+                  <w:color w:val="EE0000"/>
+                  <w:sz w:val="22"/>
+                  <w:szCs w:val="24"/>
+                </w:rPr>
+                <w:t xml:space="preserve">서버 </w:t>
+              </w:r>
+              <w:r>
+                <w:rPr>
+                  <w:rStyle w:val="a6"/>
+                  <w:rFonts w:ascii="맑은 고딕" w:eastAsia="맑은 고딕" w:hAnsi="맑은 고딕"/>
+                  <w:b/>
+                  <w:bCs/>
+                  <w:i/>
+                  <w:iCs/>
+                  <w:color w:val="EE0000"/>
+                  <w:sz w:val="22"/>
+                  <w:szCs w:val="24"/>
+                </w:rPr>
+                <w:t>루프</w:t>
+              </w:r>
+              <w:r>
+                <w:rPr>
+                  <w:rStyle w:val="a6"/>
+                  <w:rFonts w:ascii="맑은 고딕" w:eastAsia="맑은 고딕" w:hAnsi="맑은 고딕" w:hint="eastAsia"/>
+                  <w:b/>
+                  <w:bCs/>
+                  <w:i/>
+                  <w:iCs/>
+                  <w:color w:val="EE0000"/>
+                  <w:sz w:val="22"/>
+                  <w:szCs w:val="24"/>
+                </w:rPr>
+                <w:t xml:space="preserve"> </w:t>
+              </w:r>
+              <w:r>
+                <w:rPr>
+                  <w:rStyle w:val="a6"/>
+                  <w:rFonts w:ascii="맑은 고딕" w:eastAsia="맑은 고딕" w:hAnsi="맑은 고딕"/>
+                  <w:b/>
+                  <w:bCs/>
+                  <w:i/>
+                  <w:iCs/>
+                  <w:color w:val="EE0000"/>
+                  <w:sz w:val="22"/>
+                  <w:szCs w:val="24"/>
+                </w:rPr>
+                <w:t>개선</w:t>
+              </w:r>
+            </w:hyperlink>
+          </w:p>
         </w:tc>
       </w:tr>
     </w:tbl>
@@ -565,24 +902,132 @@
           <w:b/>
           <w:sz w:val="22"/>
         </w:rPr>
-        <w:t>현재까지 엔진의 구조에서는 hightmap을 뽑아 단일 지형 매핑만 가능했지만,</w:t>
-      </w:r>
-    </w:p>
-    <w:p>
-      <w:pPr>
-        <w:jc w:val="left"/>
-        <w:rPr>
-          <w:b/>
-          <w:sz w:val="22"/>
-        </w:rPr>
-      </w:pPr>
-      <w:r>
-        <w:rPr>
-          <w:rFonts w:hint="eastAsia"/>
-          <w:b/>
-          <w:sz w:val="22"/>
-        </w:rPr>
-        <w:t>구현하려는 전체 맵은 다중 landscape로 이루어져있고 지형 텍스쳐 매핑이 weight map이라는 각 layer에 따라 텍스쳐가 매핑되는 구조입니다.</w:t>
+        <w:t xml:space="preserve">현재까지 엔진의 구조에서는 </w:t>
+      </w:r>
+      <w:proofErr w:type="spellStart"/>
+      <w:r>
+        <w:rPr>
+          <w:rFonts w:hint="eastAsia"/>
+          <w:b/>
+          <w:sz w:val="22"/>
+        </w:rPr>
+        <w:t>hightmap</w:t>
+      </w:r>
+      <w:proofErr w:type="spellEnd"/>
+      <w:r>
+        <w:rPr>
+          <w:rFonts w:hint="eastAsia"/>
+          <w:b/>
+          <w:sz w:val="22"/>
+        </w:rPr>
+        <w:t>을 뽑아 단일 지형 매핑만 가능했지만,</w:t>
+      </w:r>
+    </w:p>
+    <w:p>
+      <w:pPr>
+        <w:jc w:val="left"/>
+        <w:rPr>
+          <w:b/>
+          <w:sz w:val="22"/>
+        </w:rPr>
+      </w:pPr>
+      <w:r>
+        <w:rPr>
+          <w:rFonts w:hint="eastAsia"/>
+          <w:b/>
+          <w:sz w:val="22"/>
+        </w:rPr>
+        <w:t xml:space="preserve">구현하려는 전체 </w:t>
+      </w:r>
+      <w:proofErr w:type="spellStart"/>
+      <w:r>
+        <w:rPr>
+          <w:rFonts w:hint="eastAsia"/>
+          <w:b/>
+          <w:sz w:val="22"/>
+        </w:rPr>
+        <w:t>맵은</w:t>
+      </w:r>
+      <w:proofErr w:type="spellEnd"/>
+      <w:r>
+        <w:rPr>
+          <w:rFonts w:hint="eastAsia"/>
+          <w:b/>
+          <w:sz w:val="22"/>
+        </w:rPr>
+        <w:t xml:space="preserve"> 다중 landscape로 </w:t>
+      </w:r>
+      <w:proofErr w:type="spellStart"/>
+      <w:r>
+        <w:rPr>
+          <w:rFonts w:hint="eastAsia"/>
+          <w:b/>
+          <w:sz w:val="22"/>
+        </w:rPr>
+        <w:t>이루어져있고</w:t>
+      </w:r>
+      <w:proofErr w:type="spellEnd"/>
+      <w:r>
+        <w:rPr>
+          <w:rFonts w:hint="eastAsia"/>
+          <w:b/>
+          <w:sz w:val="22"/>
+        </w:rPr>
+        <w:t xml:space="preserve"> 지형 </w:t>
+      </w:r>
+      <w:proofErr w:type="spellStart"/>
+      <w:r>
+        <w:rPr>
+          <w:rFonts w:hint="eastAsia"/>
+          <w:b/>
+          <w:sz w:val="22"/>
+        </w:rPr>
+        <w:t>텍스쳐</w:t>
+      </w:r>
+      <w:proofErr w:type="spellEnd"/>
+      <w:r>
+        <w:rPr>
+          <w:rFonts w:hint="eastAsia"/>
+          <w:b/>
+          <w:sz w:val="22"/>
+        </w:rPr>
+        <w:t xml:space="preserve"> 매핑이 weight map이라는 각 layer에 따라 </w:t>
+      </w:r>
+      <w:proofErr w:type="spellStart"/>
+      <w:r>
+        <w:rPr>
+          <w:rFonts w:hint="eastAsia"/>
+          <w:b/>
+          <w:sz w:val="22"/>
+        </w:rPr>
+        <w:t>텍스쳐가</w:t>
+      </w:r>
+      <w:proofErr w:type="spellEnd"/>
+      <w:r>
+        <w:rPr>
+          <w:rFonts w:hint="eastAsia"/>
+          <w:b/>
+          <w:sz w:val="22"/>
+        </w:rPr>
+        <w:t xml:space="preserve"> </w:t>
+      </w:r>
+      <w:proofErr w:type="spellStart"/>
+      <w:r>
+        <w:rPr>
+          <w:rFonts w:hint="eastAsia"/>
+          <w:b/>
+          <w:sz w:val="22"/>
+        </w:rPr>
+        <w:t>매핑되는</w:t>
+      </w:r>
+      <w:proofErr w:type="spellEnd"/>
+      <w:r>
+        <w:rPr>
+          <w:rFonts w:hint="eastAsia"/>
+          <w:b/>
+          <w:sz w:val="22"/>
+        </w:rPr>
+        <w:t xml:space="preserve"> 구조입니다.</w:t>
       </w:r>
     </w:p>
     <w:p>
@@ -606,7 +1051,23 @@
           <w:b/>
           <w:sz w:val="22"/>
         </w:rPr>
-        <w:t>지금까지 gltf mesh를 뽑던 것처럼 material을 뽑을 수가 없</w:t>
+        <w:t xml:space="preserve">지금까지 </w:t>
+      </w:r>
+      <w:proofErr w:type="spellStart"/>
+      <w:r>
+        <w:rPr>
+          <w:b/>
+          <w:sz w:val="22"/>
+        </w:rPr>
+        <w:t>gltf</w:t>
+      </w:r>
+      <w:proofErr w:type="spellEnd"/>
+      <w:r>
+        <w:rPr>
+          <w:b/>
+          <w:sz w:val="22"/>
+        </w:rPr>
+        <w:t xml:space="preserve"> mesh를 뽑던 것처럼 material을 뽑을 수가 없</w:t>
       </w:r>
       <w:r>
         <w:rPr>
@@ -668,7 +1129,25 @@
           <w:b/>
           <w:sz w:val="22"/>
         </w:rPr>
-        <w:t>하였습니다. &lt;- 이는 각 지형에 쓰이는 공유 텍스쳐입니다.</w:t>
+        <w:t xml:space="preserve">하였습니다. &lt;- 이는 각 지형에 쓰이는 공유 </w:t>
+      </w:r>
+      <w:proofErr w:type="spellStart"/>
+      <w:r>
+        <w:rPr>
+          <w:rFonts w:hint="eastAsia"/>
+          <w:b/>
+          <w:sz w:val="22"/>
+        </w:rPr>
+        <w:t>텍스쳐입니다</w:t>
+      </w:r>
+      <w:proofErr w:type="spellEnd"/>
+      <w:r>
+        <w:rPr>
+          <w:rFonts w:hint="eastAsia"/>
+          <w:b/>
+          <w:sz w:val="22"/>
+        </w:rPr>
+        <w:t>.</w:t>
       </w:r>
     </w:p>
     <w:p>
@@ -703,7 +1182,7 @@
                     </pic:cNvPicPr>
                   </pic:nvPicPr>
                   <pic:blipFill>
-                    <a:blip r:embed="rId9">
+                    <a:blip r:embed="rId16">
                       <a:extLst>
                         <a:ext uri="{28A0092B-C50C-407E-A947-70E740481C1C}">
                           <a14:useLocalDpi xmlns:a14="http://schemas.microsoft.com/office/drawing/2010/main" val="0"/>
@@ -758,7 +1237,7 @@
                     </pic:cNvPicPr>
                   </pic:nvPicPr>
                   <pic:blipFill>
-                    <a:blip r:embed="rId10">
+                    <a:blip r:embed="rId17">
                       <a:extLst>
                         <a:ext uri="{28A0092B-C50C-407E-A947-70E740481C1C}">
                           <a14:useLocalDpi xmlns:a14="http://schemas.microsoft.com/office/drawing/2010/main" val="0"/>
@@ -804,6 +1283,7 @@
           <w:noProof/>
           <w:sz w:val="22"/>
         </w:rPr>
+        <w:lastRenderedPageBreak/>
         <w:drawing>
           <wp:inline distT="0" distB="0" distL="0" distR="0" wp14:anchorId="0013FCF2" wp14:editId="5168925C">
             <wp:extent cx="4636683" cy="2114550"/>
@@ -822,7 +1302,7 @@
                     </pic:cNvPicPr>
                   </pic:nvPicPr>
                   <pic:blipFill>
-                    <a:blip r:embed="rId11">
+                    <a:blip r:embed="rId18">
                       <a:extLst>
                         <a:ext uri="{28A0092B-C50C-407E-A947-70E740481C1C}">
                           <a14:useLocalDpi xmlns:a14="http://schemas.microsoft.com/office/drawing/2010/main" val="0"/>
@@ -877,7 +1357,79 @@
           <w:b/>
           <w:sz w:val="22"/>
         </w:rPr>
-        <w:t>그리고 기존 지형과 같이 bound와 width, scale, hightmap 파일 이름을 가지고 있고 각 layer가 어떤 raw파일을 쓰는지와 어떤 이름을 가지고 있는 텍스쳐인지 표시하여 json 파일을 export하였습니다.</w:t>
+        <w:t xml:space="preserve">그리고 기존 지형과 같이 bound와 width, scale, </w:t>
+      </w:r>
+      <w:proofErr w:type="spellStart"/>
+      <w:r>
+        <w:rPr>
+          <w:rFonts w:hint="eastAsia"/>
+          <w:b/>
+          <w:sz w:val="22"/>
+        </w:rPr>
+        <w:t>hightmap</w:t>
+      </w:r>
+      <w:proofErr w:type="spellEnd"/>
+      <w:r>
+        <w:rPr>
+          <w:rFonts w:hint="eastAsia"/>
+          <w:b/>
+          <w:sz w:val="22"/>
+        </w:rPr>
+        <w:t xml:space="preserve"> 파일 이름을 가지고 있고 각 layer가 어떤 raw파일을 </w:t>
+      </w:r>
+      <w:proofErr w:type="spellStart"/>
+      <w:r>
+        <w:rPr>
+          <w:rFonts w:hint="eastAsia"/>
+          <w:b/>
+          <w:sz w:val="22"/>
+        </w:rPr>
+        <w:t>쓰는지와</w:t>
+      </w:r>
+      <w:proofErr w:type="spellEnd"/>
+      <w:r>
+        <w:rPr>
+          <w:rFonts w:hint="eastAsia"/>
+          <w:b/>
+          <w:sz w:val="22"/>
+        </w:rPr>
+        <w:t xml:space="preserve"> 어떤 이름을 가지고 있는 </w:t>
+      </w:r>
+      <w:proofErr w:type="spellStart"/>
+      <w:r>
+        <w:rPr>
+          <w:rFonts w:hint="eastAsia"/>
+          <w:b/>
+          <w:sz w:val="22"/>
+        </w:rPr>
+        <w:t>텍스쳐인지</w:t>
+      </w:r>
+      <w:proofErr w:type="spellEnd"/>
+      <w:r>
+        <w:rPr>
+          <w:rFonts w:hint="eastAsia"/>
+          <w:b/>
+          <w:sz w:val="22"/>
+        </w:rPr>
+        <w:t xml:space="preserve"> 표시하여 </w:t>
+      </w:r>
+      <w:proofErr w:type="spellStart"/>
+      <w:r>
+        <w:rPr>
+          <w:rFonts w:hint="eastAsia"/>
+          <w:b/>
+          <w:sz w:val="22"/>
+        </w:rPr>
+        <w:t>json</w:t>
+      </w:r>
+      <w:proofErr w:type="spellEnd"/>
+      <w:r>
+        <w:rPr>
+          <w:rFonts w:hint="eastAsia"/>
+          <w:b/>
+          <w:sz w:val="22"/>
+        </w:rPr>
+        <w:t xml:space="preserve"> 파일을 export하였습니다.</w:t>
       </w:r>
     </w:p>
     <w:p>
@@ -911,6 +1463,7 @@
         </w:rPr>
         <w:t xml:space="preserve">// </w:t>
       </w:r>
+      <w:proofErr w:type="spellStart"/>
       <w:r>
         <w:rPr>
           <w:rFonts w:hint="eastAsia"/>
@@ -926,7 +1479,16 @@
           <w:b/>
           <w:sz w:val="22"/>
         </w:rPr>
-        <w:t xml:space="preserve">.json </w:t>
+        <w:t>.json</w:t>
+      </w:r>
+      <w:proofErr w:type="spellEnd"/>
+      <w:r>
+        <w:rPr>
+          <w:rFonts w:hint="eastAsia"/>
+          <w:b/>
+          <w:sz w:val="22"/>
+        </w:rPr>
+        <w:t xml:space="preserve"> </w:t>
       </w:r>
       <w:r>
         <w:rPr>
@@ -1009,6 +1571,7 @@
         <w:tab/>
         <w:t>"</w:t>
       </w:r>
+      <w:proofErr w:type="spellStart"/>
       <w:proofErr w:type="gramStart"/>
       <w:r>
         <w:rPr>
@@ -1023,7 +1586,15 @@
           <w:b/>
           <w:sz w:val="22"/>
         </w:rPr>
-        <w:t>_id": "LandscapeStreamingProxy_CHUCPNHMPQZLTR3SIYFJJFE7T_</w:t>
+        <w:t>_id</w:t>
+      </w:r>
+      <w:proofErr w:type="spellEnd"/>
+      <w:r>
+        <w:rPr>
+          <w:b/>
+          <w:sz w:val="22"/>
+        </w:rPr>
+        <w:t>": "LandscapeStreamingProxy_CHUCPNHMPQZLTR3SIYFJJFE7T_</w:t>
       </w:r>
       <w:proofErr w:type="gramStart"/>
       <w:r>
@@ -1119,6 +1690,7 @@
         <w:tab/>
         <w:t>"</w:t>
       </w:r>
+      <w:proofErr w:type="spellStart"/>
       <w:proofErr w:type="gramStart"/>
       <w:r>
         <w:rPr>
@@ -1133,7 +1705,15 @@
           <w:b/>
           <w:sz w:val="22"/>
         </w:rPr>
-        <w:t>_info":</w:t>
+        <w:t>_info</w:t>
+      </w:r>
+      <w:proofErr w:type="spellEnd"/>
+      <w:r>
+        <w:rPr>
+          <w:b/>
+          <w:sz w:val="22"/>
+        </w:rPr>
+        <w:t>":</w:t>
       </w:r>
     </w:p>
     <w:p>
@@ -1279,6 +1859,7 @@
         <w:tab/>
         <w:t>"</w:t>
       </w:r>
+      <w:proofErr w:type="spellStart"/>
       <w:proofErr w:type="gramStart"/>
       <w:r>
         <w:rPr>
@@ -1293,7 +1874,15 @@
           <w:b/>
           <w:sz w:val="22"/>
         </w:rPr>
-        <w:t>_x": 0,</w:t>
+        <w:t>_x</w:t>
+      </w:r>
+      <w:proofErr w:type="spellEnd"/>
+      <w:r>
+        <w:rPr>
+          <w:b/>
+          <w:sz w:val="22"/>
+        </w:rPr>
+        <w:t>": 0,</w:t>
       </w:r>
     </w:p>
     <w:p>
@@ -1326,6 +1915,7 @@
         <w:tab/>
         <w:t>"</w:t>
       </w:r>
+      <w:proofErr w:type="spellStart"/>
       <w:proofErr w:type="gramStart"/>
       <w:r>
         <w:rPr>
@@ -1340,7 +1930,15 @@
           <w:b/>
           <w:sz w:val="22"/>
         </w:rPr>
-        <w:t>_x": 504,</w:t>
+        <w:t>_x</w:t>
+      </w:r>
+      <w:proofErr w:type="spellEnd"/>
+      <w:r>
+        <w:rPr>
+          <w:b/>
+          <w:sz w:val="22"/>
+        </w:rPr>
+        <w:t>": 504,</w:t>
       </w:r>
     </w:p>
     <w:p>
@@ -1373,6 +1971,7 @@
         <w:tab/>
         <w:t>"</w:t>
       </w:r>
+      <w:proofErr w:type="spellStart"/>
       <w:proofErr w:type="gramStart"/>
       <w:r>
         <w:rPr>
@@ -1387,7 +1986,15 @@
           <w:b/>
           <w:sz w:val="22"/>
         </w:rPr>
-        <w:t>_z": 0,</w:t>
+        <w:t>_z</w:t>
+      </w:r>
+      <w:proofErr w:type="spellEnd"/>
+      <w:r>
+        <w:rPr>
+          <w:b/>
+          <w:sz w:val="22"/>
+        </w:rPr>
+        <w:t>": 0,</w:t>
       </w:r>
     </w:p>
     <w:p>
@@ -1420,6 +2027,7 @@
         <w:tab/>
         <w:t>"</w:t>
       </w:r>
+      <w:proofErr w:type="spellStart"/>
       <w:proofErr w:type="gramStart"/>
       <w:r>
         <w:rPr>
@@ -1434,22 +2042,31 @@
           <w:b/>
           <w:sz w:val="22"/>
         </w:rPr>
-        <w:t>_z": 504</w:t>
-      </w:r>
-    </w:p>
-    <w:p>
-      <w:pPr>
-        <w:jc w:val="left"/>
-        <w:rPr>
-          <w:b/>
-          <w:sz w:val="22"/>
-        </w:rPr>
-      </w:pPr>
-      <w:r>
-        <w:rPr>
-          <w:b/>
-          <w:sz w:val="22"/>
-        </w:rPr>
+        <w:t>_z</w:t>
+      </w:r>
+      <w:proofErr w:type="spellEnd"/>
+      <w:r>
+        <w:rPr>
+          <w:b/>
+          <w:sz w:val="22"/>
+        </w:rPr>
+        <w:t>": 504</w:t>
+      </w:r>
+    </w:p>
+    <w:p>
+      <w:pPr>
+        <w:jc w:val="left"/>
+        <w:rPr>
+          <w:b/>
+          <w:sz w:val="22"/>
+        </w:rPr>
+      </w:pPr>
+      <w:r>
+        <w:rPr>
+          <w:b/>
+          <w:sz w:val="22"/>
+        </w:rPr>
+        <w:lastRenderedPageBreak/>
         <w:tab/>
       </w:r>
       <w:r>
@@ -1573,7 +2190,6 @@
           <w:b/>
           <w:sz w:val="22"/>
         </w:rPr>
-        <w:lastRenderedPageBreak/>
         <w:tab/>
       </w:r>
       <w:r>
@@ -1616,7 +2232,23 @@
           <w:sz w:val="22"/>
         </w:rPr>
         <w:tab/>
-        <w:t>"heightmap_file": "Heightmap.r16"</w:t>
+        <w:t>"</w:t>
+      </w:r>
+      <w:proofErr w:type="spellStart"/>
+      <w:r>
+        <w:rPr>
+          <w:b/>
+          <w:sz w:val="22"/>
+        </w:rPr>
+        <w:t>heightmap_file</w:t>
+      </w:r>
+      <w:proofErr w:type="spellEnd"/>
+      <w:r>
+        <w:rPr>
+          <w:b/>
+          <w:sz w:val="22"/>
+        </w:rPr>
+        <w:t>": "Heightmap.r16"</w:t>
       </w:r>
       <w:proofErr w:type="gramStart"/>
       <w:r>
@@ -1641,8 +2273,18 @@
           <w:b/>
           <w:sz w:val="22"/>
         </w:rPr>
-        <w:t>/ 해당 landscape의 hightmap</w:t>
-      </w:r>
+        <w:t xml:space="preserve">/ 해당 landscape의 </w:t>
+      </w:r>
+      <w:proofErr w:type="spellStart"/>
+      <w:r>
+        <w:rPr>
+          <w:rFonts w:hint="eastAsia"/>
+          <w:b/>
+          <w:sz w:val="22"/>
+        </w:rPr>
+        <w:t>hightmap</w:t>
+      </w:r>
+      <w:proofErr w:type="spellEnd"/>
     </w:p>
     <w:p>
       <w:pPr>
@@ -1746,6 +2388,7 @@
         <w:tab/>
         <w:t>"</w:t>
       </w:r>
+      <w:proofErr w:type="spellStart"/>
       <w:proofErr w:type="gramStart"/>
       <w:r>
         <w:rPr>
@@ -1760,7 +2403,15 @@
           <w:b/>
           <w:sz w:val="22"/>
         </w:rPr>
-        <w:t>_file": "Weightmap_Rock.r8",</w:t>
+        <w:t>_file</w:t>
+      </w:r>
+      <w:proofErr w:type="spellEnd"/>
+      <w:r>
+        <w:rPr>
+          <w:b/>
+          <w:sz w:val="22"/>
+        </w:rPr>
+        <w:t>": "Weightmap_Rock.r8",</w:t>
       </w:r>
       <w:r>
         <w:rPr>
@@ -1799,7 +2450,27 @@
           <w:color w:val="70AD47" w:themeColor="accent6"/>
           <w:sz w:val="22"/>
         </w:rPr>
-        <w:t xml:space="preserve"> 텍스쳐를 그릴지 말지를 결정하는 raw파일</w:t>
+        <w:t xml:space="preserve"> </w:t>
+      </w:r>
+      <w:proofErr w:type="spellStart"/>
+      <w:r>
+        <w:rPr>
+          <w:rFonts w:hint="eastAsia"/>
+          <w:b/>
+          <w:color w:val="70AD47" w:themeColor="accent6"/>
+          <w:sz w:val="22"/>
+        </w:rPr>
+        <w:t>텍스쳐를</w:t>
+      </w:r>
+      <w:proofErr w:type="spellEnd"/>
+      <w:r>
+        <w:rPr>
+          <w:rFonts w:hint="eastAsia"/>
+          <w:b/>
+          <w:color w:val="70AD47" w:themeColor="accent6"/>
+          <w:sz w:val="22"/>
+        </w:rPr>
+        <w:t xml:space="preserve"> 그릴지 말지를 결정하는 raw파일</w:t>
       </w:r>
     </w:p>
     <w:p>
@@ -1981,7 +2652,27 @@
           <w:color w:val="70AD47" w:themeColor="accent6"/>
           <w:sz w:val="22"/>
         </w:rPr>
-        <w:t xml:space="preserve">// Rock, Ground_2, Ground, Dead_Grass, </w:t>
+        <w:t xml:space="preserve">// Rock, Ground_2, Ground, </w:t>
+      </w:r>
+      <w:proofErr w:type="spellStart"/>
+      <w:r>
+        <w:rPr>
+          <w:rFonts w:hint="eastAsia"/>
+          <w:b/>
+          <w:color w:val="70AD47" w:themeColor="accent6"/>
+          <w:sz w:val="22"/>
+        </w:rPr>
+        <w:t>Dead_Grass</w:t>
+      </w:r>
+      <w:proofErr w:type="spellEnd"/>
+      <w:r>
+        <w:rPr>
+          <w:rFonts w:hint="eastAsia"/>
+          <w:b/>
+          <w:color w:val="70AD47" w:themeColor="accent6"/>
+          <w:sz w:val="22"/>
+        </w:rPr>
+        <w:t xml:space="preserve">, </w:t>
       </w:r>
     </w:p>
     <w:p>
@@ -2001,8 +2692,39 @@
           <w:color w:val="70AD47" w:themeColor="accent6"/>
           <w:sz w:val="22"/>
         </w:rPr>
-        <w:t>// Underwater_Ground_01, Sand_w_Rocks, Grass, CobbleStone</w:t>
-      </w:r>
+        <w:t xml:space="preserve">// Underwater_Ground_01, </w:t>
+      </w:r>
+      <w:proofErr w:type="spellStart"/>
+      <w:r>
+        <w:rPr>
+          <w:rFonts w:hint="eastAsia"/>
+          <w:b/>
+          <w:color w:val="70AD47" w:themeColor="accent6"/>
+          <w:sz w:val="22"/>
+        </w:rPr>
+        <w:t>Sand_w_Rocks</w:t>
+      </w:r>
+      <w:proofErr w:type="spellEnd"/>
+      <w:r>
+        <w:rPr>
+          <w:rFonts w:hint="eastAsia"/>
+          <w:b/>
+          <w:color w:val="70AD47" w:themeColor="accent6"/>
+          <w:sz w:val="22"/>
+        </w:rPr>
+        <w:t xml:space="preserve">, Grass, </w:t>
+      </w:r>
+      <w:proofErr w:type="spellStart"/>
+      <w:r>
+        <w:rPr>
+          <w:rFonts w:hint="eastAsia"/>
+          <w:b/>
+          <w:color w:val="70AD47" w:themeColor="accent6"/>
+          <w:sz w:val="22"/>
+        </w:rPr>
+        <w:t>CobbleStone</w:t>
+      </w:r>
+      <w:proofErr w:type="spellEnd"/>
     </w:p>
     <w:p>
       <w:pPr>
@@ -2175,33 +2897,133 @@
           <w:b/>
           <w:sz w:val="22"/>
         </w:rPr>
-        <w:t>하지만, 다중 landscape는 이럴 경우 바로옆의 landscape와의 전체적인 높이가 안 맞을 수 있기에 서버와 클라이언트가 공유하는 파일(TerrainData.h)에서 둘을 구분하도록 하였습니다.</w:t>
-      </w:r>
-    </w:p>
-    <w:p>
-      <w:pPr>
-        <w:jc w:val="left"/>
-        <w:rPr>
-          <w:b/>
-          <w:sz w:val="22"/>
-        </w:rPr>
-      </w:pPr>
-    </w:p>
-    <w:p>
-      <w:pPr>
-        <w:jc w:val="left"/>
-        <w:rPr>
-          <w:b/>
-          <w:sz w:val="22"/>
-        </w:rPr>
-      </w:pPr>
-      <w:r>
-        <w:rPr>
-          <w:rFonts w:hint="eastAsia"/>
-          <w:b/>
-          <w:sz w:val="22"/>
-        </w:rPr>
-        <w:t>LoadFromJSON이라는 terrain json을 파싱하는 함수에서 apply_floor_offset이라는 파라미터를 추가하고 아래 코드를 추가했습니다.</w:t>
+        <w:t xml:space="preserve">하지만, 다중 landscape는 이럴 경우 </w:t>
+      </w:r>
+      <w:proofErr w:type="spellStart"/>
+      <w:r>
+        <w:rPr>
+          <w:rFonts w:hint="eastAsia"/>
+          <w:b/>
+          <w:sz w:val="22"/>
+        </w:rPr>
+        <w:t>바로옆의</w:t>
+      </w:r>
+      <w:proofErr w:type="spellEnd"/>
+      <w:r>
+        <w:rPr>
+          <w:rFonts w:hint="eastAsia"/>
+          <w:b/>
+          <w:sz w:val="22"/>
+        </w:rPr>
+        <w:t xml:space="preserve"> landscape와의 전체적인 높이가 안 맞을 수 있기에 서버와 클라이언트가 공유하는 파일(</w:t>
+      </w:r>
+      <w:proofErr w:type="spellStart"/>
+      <w:r>
+        <w:rPr>
+          <w:rFonts w:hint="eastAsia"/>
+          <w:b/>
+          <w:sz w:val="22"/>
+        </w:rPr>
+        <w:t>TerrainData.h</w:t>
+      </w:r>
+      <w:proofErr w:type="spellEnd"/>
+      <w:r>
+        <w:rPr>
+          <w:rFonts w:hint="eastAsia"/>
+          <w:b/>
+          <w:sz w:val="22"/>
+        </w:rPr>
+        <w:t>)에서 둘을 구분하도록 하였습니다.</w:t>
+      </w:r>
+    </w:p>
+    <w:p>
+      <w:pPr>
+        <w:jc w:val="left"/>
+        <w:rPr>
+          <w:b/>
+          <w:sz w:val="22"/>
+        </w:rPr>
+      </w:pPr>
+    </w:p>
+    <w:p>
+      <w:pPr>
+        <w:jc w:val="left"/>
+        <w:rPr>
+          <w:b/>
+          <w:sz w:val="22"/>
+        </w:rPr>
+      </w:pPr>
+      <w:proofErr w:type="spellStart"/>
+      <w:r>
+        <w:rPr>
+          <w:rFonts w:hint="eastAsia"/>
+          <w:b/>
+          <w:sz w:val="22"/>
+        </w:rPr>
+        <w:t>LoadFromJSON</w:t>
+      </w:r>
+      <w:proofErr w:type="spellEnd"/>
+      <w:r>
+        <w:rPr>
+          <w:rFonts w:hint="eastAsia"/>
+          <w:b/>
+          <w:sz w:val="22"/>
+        </w:rPr>
+        <w:t xml:space="preserve">이라는 terrain </w:t>
+      </w:r>
+      <w:proofErr w:type="spellStart"/>
+      <w:r>
+        <w:rPr>
+          <w:rFonts w:hint="eastAsia"/>
+          <w:b/>
+          <w:sz w:val="22"/>
+        </w:rPr>
+        <w:t>json</w:t>
+      </w:r>
+      <w:proofErr w:type="spellEnd"/>
+      <w:r>
+        <w:rPr>
+          <w:rFonts w:hint="eastAsia"/>
+          <w:b/>
+          <w:sz w:val="22"/>
+        </w:rPr>
+        <w:t xml:space="preserve">을 </w:t>
+      </w:r>
+      <w:proofErr w:type="spellStart"/>
+      <w:r>
+        <w:rPr>
+          <w:rFonts w:hint="eastAsia"/>
+          <w:b/>
+          <w:sz w:val="22"/>
+        </w:rPr>
+        <w:t>파싱하는</w:t>
+      </w:r>
+      <w:proofErr w:type="spellEnd"/>
+      <w:r>
+        <w:rPr>
+          <w:rFonts w:hint="eastAsia"/>
+          <w:b/>
+          <w:sz w:val="22"/>
+        </w:rPr>
+        <w:t xml:space="preserve"> 함수에서 </w:t>
+      </w:r>
+      <w:proofErr w:type="spellStart"/>
+      <w:r>
+        <w:rPr>
+          <w:rFonts w:hint="eastAsia"/>
+          <w:b/>
+          <w:sz w:val="22"/>
+        </w:rPr>
+        <w:t>apply_floor_offset</w:t>
+      </w:r>
+      <w:proofErr w:type="spellEnd"/>
+      <w:r>
+        <w:rPr>
+          <w:rFonts w:hint="eastAsia"/>
+          <w:b/>
+          <w:sz w:val="22"/>
+        </w:rPr>
+        <w:t>이라는 파라미터를 추가하고 아래 코드를 추가했습니다.</w:t>
       </w:r>
     </w:p>
     <w:p>
@@ -2250,7 +3072,23 @@
           <w:b/>
           <w:sz w:val="22"/>
         </w:rPr>
-        <w:t xml:space="preserve">   if (apply_floor_offset)</w:t>
+        <w:t xml:space="preserve">   if (</w:t>
+      </w:r>
+      <w:proofErr w:type="spellStart"/>
+      <w:r>
+        <w:rPr>
+          <w:b/>
+          <w:sz w:val="22"/>
+        </w:rPr>
+        <w:t>apply_floor_offset</w:t>
+      </w:r>
+      <w:proofErr w:type="spellEnd"/>
+      <w:r>
+        <w:rPr>
+          <w:b/>
+          <w:sz w:val="22"/>
+        </w:rPr>
+        <w:t>)</w:t>
       </w:r>
     </w:p>
     <w:p>
@@ -2314,7 +3152,87 @@
           <w:b/>
           <w:sz w:val="22"/>
         </w:rPr>
-        <w:t xml:space="preserve">       for (size_t i = 0; i &lt; total_pixels_from_file; ++i)</w:t>
+        <w:t xml:space="preserve">       for (</w:t>
+      </w:r>
+      <w:proofErr w:type="spellStart"/>
+      <w:r>
+        <w:rPr>
+          <w:b/>
+          <w:sz w:val="22"/>
+        </w:rPr>
+        <w:t>size_t</w:t>
+      </w:r>
+      <w:proofErr w:type="spellEnd"/>
+      <w:r>
+        <w:rPr>
+          <w:b/>
+          <w:sz w:val="22"/>
+        </w:rPr>
+        <w:t xml:space="preserve"> </w:t>
+      </w:r>
+      <w:proofErr w:type="spellStart"/>
+      <w:r>
+        <w:rPr>
+          <w:b/>
+          <w:sz w:val="22"/>
+        </w:rPr>
+        <w:t>i</w:t>
+      </w:r>
+      <w:proofErr w:type="spellEnd"/>
+      <w:r>
+        <w:rPr>
+          <w:b/>
+          <w:sz w:val="22"/>
+        </w:rPr>
+        <w:t xml:space="preserve"> = 0; </w:t>
+      </w:r>
+      <w:proofErr w:type="spellStart"/>
+      <w:r>
+        <w:rPr>
+          <w:b/>
+          <w:sz w:val="22"/>
+        </w:rPr>
+        <w:t>i</w:t>
+      </w:r>
+      <w:proofErr w:type="spellEnd"/>
+      <w:r>
+        <w:rPr>
+          <w:b/>
+          <w:sz w:val="22"/>
+        </w:rPr>
+        <w:t xml:space="preserve"> &lt; </w:t>
+      </w:r>
+      <w:proofErr w:type="spellStart"/>
+      <w:r>
+        <w:rPr>
+          <w:b/>
+          <w:sz w:val="22"/>
+        </w:rPr>
+        <w:t>total_pixels_from_file</w:t>
+      </w:r>
+      <w:proofErr w:type="spellEnd"/>
+      <w:r>
+        <w:rPr>
+          <w:b/>
+          <w:sz w:val="22"/>
+        </w:rPr>
+        <w:t>; ++</w:t>
+      </w:r>
+      <w:proofErr w:type="spellStart"/>
+      <w:r>
+        <w:rPr>
+          <w:b/>
+          <w:sz w:val="22"/>
+        </w:rPr>
+        <w:t>i</w:t>
+      </w:r>
+      <w:proofErr w:type="spellEnd"/>
+      <w:r>
+        <w:rPr>
+          <w:b/>
+          <w:sz w:val="22"/>
+        </w:rPr>
+        <w:t>)</w:t>
       </w:r>
     </w:p>
     <w:p>
@@ -2346,8 +3264,57 @@
           <w:b/>
           <w:sz w:val="22"/>
         </w:rPr>
-        <w:t xml:space="preserve">           _heights[i] = (_heights[i] - min_h) * _</w:t>
-      </w:r>
+        <w:t xml:space="preserve">           _heights[</w:t>
+      </w:r>
+      <w:proofErr w:type="spellStart"/>
+      <w:r>
+        <w:rPr>
+          <w:b/>
+          <w:sz w:val="22"/>
+        </w:rPr>
+        <w:t>i</w:t>
+      </w:r>
+      <w:proofErr w:type="spellEnd"/>
+      <w:r>
+        <w:rPr>
+          <w:b/>
+          <w:sz w:val="22"/>
+        </w:rPr>
+        <w:t>] = (_heights[</w:t>
+      </w:r>
+      <w:proofErr w:type="spellStart"/>
+      <w:r>
+        <w:rPr>
+          <w:b/>
+          <w:sz w:val="22"/>
+        </w:rPr>
+        <w:t>i</w:t>
+      </w:r>
+      <w:proofErr w:type="spellEnd"/>
+      <w:r>
+        <w:rPr>
+          <w:b/>
+          <w:sz w:val="22"/>
+        </w:rPr>
+        <w:t xml:space="preserve">] - </w:t>
+      </w:r>
+      <w:proofErr w:type="spellStart"/>
+      <w:r>
+        <w:rPr>
+          <w:b/>
+          <w:sz w:val="22"/>
+        </w:rPr>
+        <w:t>min_h</w:t>
+      </w:r>
+      <w:proofErr w:type="spellEnd"/>
+      <w:r>
+        <w:rPr>
+          <w:b/>
+          <w:sz w:val="22"/>
+        </w:rPr>
+        <w:t>) * _</w:t>
+      </w:r>
+      <w:proofErr w:type="spellStart"/>
       <w:proofErr w:type="gramStart"/>
       <w:r>
         <w:rPr>
@@ -2370,7 +3337,15 @@
           <w:b/>
           <w:sz w:val="22"/>
         </w:rPr>
-        <w:t>scale;</w:t>
+        <w:t>scale</w:t>
+      </w:r>
+      <w:proofErr w:type="spellEnd"/>
+      <w:r>
+        <w:rPr>
+          <w:b/>
+          <w:sz w:val="22"/>
+        </w:rPr>
+        <w:t>;</w:t>
       </w:r>
       <w:proofErr w:type="gramEnd"/>
     </w:p>
@@ -2406,7 +3381,17 @@
           <w:color w:val="70AD47" w:themeColor="accent6"/>
           <w:sz w:val="22"/>
         </w:rPr>
-        <w:t>// min</w:t>
+        <w:t xml:space="preserve">// </w:t>
+      </w:r>
+      <w:proofErr w:type="spellStart"/>
+      <w:r>
+        <w:rPr>
+          <w:rFonts w:hint="eastAsia"/>
+          <w:b/>
+          <w:color w:val="70AD47" w:themeColor="accent6"/>
+          <w:sz w:val="22"/>
+        </w:rPr>
+        <w:t>min</w:t>
       </w:r>
       <w:proofErr w:type="gramEnd"/>
       <w:r>
@@ -2416,7 +3401,17 @@
           <w:color w:val="70AD47" w:themeColor="accent6"/>
           <w:sz w:val="22"/>
         </w:rPr>
-        <w:t>_h가 보정해주던 변수입니다.</w:t>
+        <w:t>_h</w:t>
+      </w:r>
+      <w:proofErr w:type="spellEnd"/>
+      <w:r>
+        <w:rPr>
+          <w:rFonts w:hint="eastAsia"/>
+          <w:b/>
+          <w:color w:val="70AD47" w:themeColor="accent6"/>
+          <w:sz w:val="22"/>
+        </w:rPr>
+        <w:t>가 보정해주던 변수입니다.</w:t>
       </w:r>
     </w:p>
     <w:p>
@@ -2528,7 +3523,87 @@
           <w:b/>
           <w:sz w:val="22"/>
         </w:rPr>
-        <w:t xml:space="preserve">       for (size_t i = 0; i &lt; total_pixels_from_file; ++i)</w:t>
+        <w:t xml:space="preserve">       for (</w:t>
+      </w:r>
+      <w:proofErr w:type="spellStart"/>
+      <w:r>
+        <w:rPr>
+          <w:b/>
+          <w:sz w:val="22"/>
+        </w:rPr>
+        <w:t>size_t</w:t>
+      </w:r>
+      <w:proofErr w:type="spellEnd"/>
+      <w:r>
+        <w:rPr>
+          <w:b/>
+          <w:sz w:val="22"/>
+        </w:rPr>
+        <w:t xml:space="preserve"> </w:t>
+      </w:r>
+      <w:proofErr w:type="spellStart"/>
+      <w:r>
+        <w:rPr>
+          <w:b/>
+          <w:sz w:val="22"/>
+        </w:rPr>
+        <w:t>i</w:t>
+      </w:r>
+      <w:proofErr w:type="spellEnd"/>
+      <w:r>
+        <w:rPr>
+          <w:b/>
+          <w:sz w:val="22"/>
+        </w:rPr>
+        <w:t xml:space="preserve"> = 0; </w:t>
+      </w:r>
+      <w:proofErr w:type="spellStart"/>
+      <w:r>
+        <w:rPr>
+          <w:b/>
+          <w:sz w:val="22"/>
+        </w:rPr>
+        <w:t>i</w:t>
+      </w:r>
+      <w:proofErr w:type="spellEnd"/>
+      <w:r>
+        <w:rPr>
+          <w:b/>
+          <w:sz w:val="22"/>
+        </w:rPr>
+        <w:t xml:space="preserve"> &lt; </w:t>
+      </w:r>
+      <w:proofErr w:type="spellStart"/>
+      <w:r>
+        <w:rPr>
+          <w:b/>
+          <w:sz w:val="22"/>
+        </w:rPr>
+        <w:t>total_pixels_from_file</w:t>
+      </w:r>
+      <w:proofErr w:type="spellEnd"/>
+      <w:r>
+        <w:rPr>
+          <w:b/>
+          <w:sz w:val="22"/>
+        </w:rPr>
+        <w:t>; ++</w:t>
+      </w:r>
+      <w:proofErr w:type="spellStart"/>
+      <w:r>
+        <w:rPr>
+          <w:b/>
+          <w:sz w:val="22"/>
+        </w:rPr>
+        <w:t>i</w:t>
+      </w:r>
+      <w:proofErr w:type="spellEnd"/>
+      <w:r>
+        <w:rPr>
+          <w:b/>
+          <w:sz w:val="22"/>
+        </w:rPr>
+        <w:t>)</w:t>
       </w:r>
     </w:p>
     <w:p>
@@ -2560,8 +3635,41 @@
           <w:b/>
           <w:sz w:val="22"/>
         </w:rPr>
-        <w:t xml:space="preserve">           _heights[i] = (_heights[i] * _</w:t>
-      </w:r>
+        <w:t xml:space="preserve">           _heights[</w:t>
+      </w:r>
+      <w:proofErr w:type="spellStart"/>
+      <w:r>
+        <w:rPr>
+          <w:b/>
+          <w:sz w:val="22"/>
+        </w:rPr>
+        <w:t>i</w:t>
+      </w:r>
+      <w:proofErr w:type="spellEnd"/>
+      <w:r>
+        <w:rPr>
+          <w:b/>
+          <w:sz w:val="22"/>
+        </w:rPr>
+        <w:t>] = (_heights[</w:t>
+      </w:r>
+      <w:proofErr w:type="spellStart"/>
+      <w:r>
+        <w:rPr>
+          <w:b/>
+          <w:sz w:val="22"/>
+        </w:rPr>
+        <w:t>i</w:t>
+      </w:r>
+      <w:proofErr w:type="spellEnd"/>
+      <w:r>
+        <w:rPr>
+          <w:b/>
+          <w:sz w:val="22"/>
+        </w:rPr>
+        <w:t>] * _</w:t>
+      </w:r>
+      <w:proofErr w:type="spellStart"/>
       <w:proofErr w:type="gramStart"/>
       <w:r>
         <w:rPr>
@@ -2576,7 +3684,15 @@
           <w:b/>
           <w:sz w:val="22"/>
         </w:rPr>
-        <w:t>_scale) - 10.</w:t>
+        <w:t>_scale</w:t>
+      </w:r>
+      <w:proofErr w:type="spellEnd"/>
+      <w:r>
+        <w:rPr>
+          <w:b/>
+          <w:sz w:val="22"/>
+        </w:rPr>
+        <w:t>) - 10.</w:t>
       </w:r>
       <w:proofErr w:type="gramStart"/>
       <w:r>
@@ -2671,7 +3787,7 @@
                     </pic:cNvPicPr>
                   </pic:nvPicPr>
                   <pic:blipFill>
-                    <a:blip r:embed="rId12" cstate="print">
+                    <a:blip r:embed="rId19" cstate="print">
                       <a:extLst>
                         <a:ext uri="{28A0092B-C50C-407E-A947-70E740481C1C}">
                           <a14:useLocalDpi xmlns:a14="http://schemas.microsoft.com/office/drawing/2010/main" val="0"/>
@@ -2726,7 +3842,7 @@
                     </pic:cNvPicPr>
                   </pic:nvPicPr>
                   <pic:blipFill>
-                    <a:blip r:embed="rId13" cstate="print">
+                    <a:blip r:embed="rId20" cstate="print">
                       <a:extLst>
                         <a:ext uri="{28A0092B-C50C-407E-A947-70E740481C1C}">
                           <a14:useLocalDpi xmlns:a14="http://schemas.microsoft.com/office/drawing/2010/main" val="0"/>
@@ -2790,7 +3906,25 @@
           <w:b/>
           <w:sz w:val="22"/>
         </w:rPr>
-        <w:t xml:space="preserve"> 두 번째는 언리얼에서의 asset의 모습</w:t>
+        <w:t xml:space="preserve"> 두 번째는 </w:t>
+      </w:r>
+      <w:proofErr w:type="spellStart"/>
+      <w:r>
+        <w:rPr>
+          <w:rFonts w:hint="eastAsia"/>
+          <w:b/>
+          <w:sz w:val="22"/>
+        </w:rPr>
+        <w:t>언리얼에서의</w:t>
+      </w:r>
+      <w:proofErr w:type="spellEnd"/>
+      <w:r>
+        <w:rPr>
+          <w:rFonts w:hint="eastAsia"/>
+          <w:b/>
+          <w:sz w:val="22"/>
+        </w:rPr>
+        <w:t xml:space="preserve"> asset의 모습</w:t>
       </w:r>
     </w:p>
     <w:p>
@@ -2847,9 +3981,9 @@
           <w:sz w:val="26"/>
           <w:szCs w:val="26"/>
         </w:rPr>
-        <w:t>// process</w:t>
-      </w:r>
-      <w:proofErr w:type="gramEnd"/>
+        <w:t xml:space="preserve">// </w:t>
+      </w:r>
+      <w:proofErr w:type="spellStart"/>
       <w:r>
         <w:rPr>
           <w:b/>
@@ -2857,16 +3991,27 @@
           <w:sz w:val="26"/>
           <w:szCs w:val="26"/>
         </w:rPr>
-        <w:t>_scene_change_if_requested</w:t>
-      </w:r>
-      <w:r>
-        <w:rPr>
-          <w:rFonts w:hint="eastAsia"/>
+        <w:t>process</w:t>
+      </w:r>
+      <w:proofErr w:type="gramEnd"/>
+      <w:r>
+        <w:rPr>
           <w:b/>
           <w:color w:val="000000" w:themeColor="text1"/>
           <w:sz w:val="26"/>
           <w:szCs w:val="26"/>
         </w:rPr>
+        <w:t>_scene_change_if_requested</w:t>
+      </w:r>
+      <w:proofErr w:type="spellEnd"/>
+      <w:r>
+        <w:rPr>
+          <w:rFonts w:hint="eastAsia"/>
+          <w:b/>
+          <w:color w:val="000000" w:themeColor="text1"/>
+          <w:sz w:val="26"/>
+          <w:szCs w:val="26"/>
+        </w:rPr>
         <w:t xml:space="preserve"> 함수 중</w:t>
       </w:r>
     </w:p>
@@ -2911,7 +4056,23 @@
           <w:b/>
           <w:sz w:val="22"/>
         </w:rPr>
-        <w:t xml:space="preserve">    if (_terrainObject)</w:t>
+        <w:t xml:space="preserve">    if (_</w:t>
+      </w:r>
+      <w:proofErr w:type="spellStart"/>
+      <w:r>
+        <w:rPr>
+          <w:b/>
+          <w:sz w:val="22"/>
+        </w:rPr>
+        <w:t>terrainObject</w:t>
+      </w:r>
+      <w:proofErr w:type="spellEnd"/>
+      <w:r>
+        <w:rPr>
+          <w:b/>
+          <w:sz w:val="22"/>
+        </w:rPr>
+        <w:t>)</w:t>
       </w:r>
     </w:p>
     <w:p>
@@ -2945,13 +4106,22 @@
         </w:rPr>
         <w:t xml:space="preserve">        </w:t>
       </w:r>
+      <w:proofErr w:type="spellStart"/>
       <w:proofErr w:type="gramStart"/>
       <w:r>
         <w:rPr>
           <w:b/>
           <w:sz w:val="22"/>
         </w:rPr>
-        <w:t>ObjectManager::</w:t>
+        <w:t>ObjectManager</w:t>
+      </w:r>
+      <w:proofErr w:type="spellEnd"/>
+      <w:r>
+        <w:rPr>
+          <w:b/>
+          <w:sz w:val="22"/>
+        </w:rPr>
+        <w:t>::</w:t>
       </w:r>
       <w:proofErr w:type="gramEnd"/>
       <w:r>
@@ -2959,8 +4129,33 @@
           <w:b/>
           <w:sz w:val="22"/>
         </w:rPr>
-        <w:t>instance()-&gt;remove_game_object(_terrainObject</w:t>
-      </w:r>
+        <w:t>instance()-&gt;</w:t>
+      </w:r>
+      <w:proofErr w:type="spellStart"/>
+      <w:r>
+        <w:rPr>
+          <w:b/>
+          <w:sz w:val="22"/>
+        </w:rPr>
+        <w:t>remove_game_object</w:t>
+      </w:r>
+      <w:proofErr w:type="spellEnd"/>
+      <w:r>
+        <w:rPr>
+          <w:b/>
+          <w:sz w:val="22"/>
+        </w:rPr>
+        <w:t>(_</w:t>
+      </w:r>
+      <w:proofErr w:type="spellStart"/>
+      <w:r>
+        <w:rPr>
+          <w:b/>
+          <w:sz w:val="22"/>
+        </w:rPr>
+        <w:t>terrainObject</w:t>
+      </w:r>
+      <w:proofErr w:type="spellEnd"/>
       <w:proofErr w:type="gramStart"/>
       <w:r>
         <w:rPr>
@@ -2984,7 +4179,23 @@
           <w:b/>
           <w:sz w:val="22"/>
         </w:rPr>
-        <w:t xml:space="preserve">        _terrainObject.reset(</w:t>
+        <w:t xml:space="preserve">        _</w:t>
+      </w:r>
+      <w:proofErr w:type="spellStart"/>
+      <w:r>
+        <w:rPr>
+          <w:b/>
+          <w:sz w:val="22"/>
+        </w:rPr>
+        <w:t>terrainObject.reset</w:t>
+      </w:r>
+      <w:proofErr w:type="spellEnd"/>
+      <w:r>
+        <w:rPr>
+          <w:b/>
+          <w:sz w:val="22"/>
+        </w:rPr>
+        <w:t>(</w:t>
       </w:r>
       <w:proofErr w:type="gramStart"/>
       <w:r>
@@ -3036,13 +4247,22 @@
         </w:rPr>
         <w:t xml:space="preserve">    for (auto&amp; </w:t>
       </w:r>
+      <w:proofErr w:type="spellStart"/>
       <w:proofErr w:type="gramStart"/>
       <w:r>
         <w:rPr>
           <w:b/>
           <w:sz w:val="22"/>
         </w:rPr>
-        <w:t>landscapeObj :</w:t>
+        <w:t>landscapeObj</w:t>
+      </w:r>
+      <w:proofErr w:type="spellEnd"/>
+      <w:r>
+        <w:rPr>
+          <w:b/>
+          <w:sz w:val="22"/>
+        </w:rPr>
+        <w:t xml:space="preserve"> :</w:t>
       </w:r>
       <w:proofErr w:type="gramEnd"/>
       <w:r>
@@ -3050,7 +4270,23 @@
           <w:b/>
           <w:sz w:val="22"/>
         </w:rPr>
-        <w:t xml:space="preserve"> _MainlandscapeObjects)</w:t>
+        <w:t xml:space="preserve"> _</w:t>
+      </w:r>
+      <w:proofErr w:type="spellStart"/>
+      <w:r>
+        <w:rPr>
+          <w:b/>
+          <w:sz w:val="22"/>
+        </w:rPr>
+        <w:t>MainlandscapeObjects</w:t>
+      </w:r>
+      <w:proofErr w:type="spellEnd"/>
+      <w:r>
+        <w:rPr>
+          <w:b/>
+          <w:sz w:val="22"/>
+        </w:rPr>
+        <w:t>)</w:t>
       </w:r>
     </w:p>
     <w:p>
@@ -3084,13 +4320,22 @@
         </w:rPr>
         <w:t xml:space="preserve">        </w:t>
       </w:r>
+      <w:proofErr w:type="spellStart"/>
       <w:proofErr w:type="gramStart"/>
       <w:r>
         <w:rPr>
           <w:b/>
           <w:sz w:val="22"/>
         </w:rPr>
-        <w:t>ObjectManager::</w:t>
+        <w:t>ObjectManager</w:t>
+      </w:r>
+      <w:proofErr w:type="spellEnd"/>
+      <w:r>
+        <w:rPr>
+          <w:b/>
+          <w:sz w:val="22"/>
+        </w:rPr>
+        <w:t>::</w:t>
       </w:r>
       <w:proofErr w:type="gramEnd"/>
       <w:r>
@@ -3098,8 +4343,33 @@
           <w:b/>
           <w:sz w:val="22"/>
         </w:rPr>
-        <w:t>instance()-&gt;remove_game_object(landscapeObj</w:t>
-      </w:r>
+        <w:t>instance()-&gt;</w:t>
+      </w:r>
+      <w:proofErr w:type="spellStart"/>
+      <w:r>
+        <w:rPr>
+          <w:b/>
+          <w:sz w:val="22"/>
+        </w:rPr>
+        <w:t>remove_game_object</w:t>
+      </w:r>
+      <w:proofErr w:type="spellEnd"/>
+      <w:r>
+        <w:rPr>
+          <w:b/>
+          <w:sz w:val="22"/>
+        </w:rPr>
+        <w:t>(</w:t>
+      </w:r>
+      <w:proofErr w:type="spellStart"/>
+      <w:r>
+        <w:rPr>
+          <w:b/>
+          <w:sz w:val="22"/>
+        </w:rPr>
+        <w:t>landscapeObj</w:t>
+      </w:r>
+      <w:proofErr w:type="spellEnd"/>
       <w:proofErr w:type="gramStart"/>
       <w:r>
         <w:rPr>
@@ -3139,7 +4409,23 @@
           <w:b/>
           <w:sz w:val="22"/>
         </w:rPr>
-        <w:t xml:space="preserve">    _MainlandscapeObjects.clear(</w:t>
+        <w:t xml:space="preserve">    _</w:t>
+      </w:r>
+      <w:proofErr w:type="spellStart"/>
+      <w:r>
+        <w:rPr>
+          <w:b/>
+          <w:sz w:val="22"/>
+        </w:rPr>
+        <w:t>MainlandscapeObjects.clear</w:t>
+      </w:r>
+      <w:proofErr w:type="spellEnd"/>
+      <w:r>
+        <w:rPr>
+          <w:b/>
+          <w:sz w:val="22"/>
+        </w:rPr>
+        <w:t>(</w:t>
       </w:r>
       <w:proofErr w:type="gramStart"/>
       <w:r>
@@ -3221,7 +4507,39 @@
           <w:b/>
           <w:sz w:val="22"/>
         </w:rPr>
-        <w:t xml:space="preserve">    if (scene_to_load == "ChessScene")</w:t>
+        <w:t xml:space="preserve">    if (</w:t>
+      </w:r>
+      <w:proofErr w:type="spellStart"/>
+      <w:r>
+        <w:rPr>
+          <w:b/>
+          <w:sz w:val="22"/>
+        </w:rPr>
+        <w:t>scene_to_load</w:t>
+      </w:r>
+      <w:proofErr w:type="spellEnd"/>
+      <w:r>
+        <w:rPr>
+          <w:b/>
+          <w:sz w:val="22"/>
+        </w:rPr>
+        <w:t xml:space="preserve"> == "</w:t>
+      </w:r>
+      <w:proofErr w:type="spellStart"/>
+      <w:r>
+        <w:rPr>
+          <w:b/>
+          <w:sz w:val="22"/>
+        </w:rPr>
+        <w:t>ChessScene</w:t>
+      </w:r>
+      <w:proofErr w:type="spellEnd"/>
+      <w:r>
+        <w:rPr>
+          <w:b/>
+          <w:sz w:val="22"/>
+        </w:rPr>
+        <w:t>")</w:t>
       </w:r>
     </w:p>
     <w:p>
@@ -3253,7 +4571,15 @@
           <w:b/>
           <w:sz w:val="22"/>
         </w:rPr>
-        <w:t xml:space="preserve">        build_</w:t>
+        <w:t xml:space="preserve">        </w:t>
+      </w:r>
+      <w:proofErr w:type="spellStart"/>
+      <w:r>
+        <w:rPr>
+          <w:b/>
+          <w:sz w:val="22"/>
+        </w:rPr>
+        <w:t>build_</w:t>
       </w:r>
       <w:proofErr w:type="gramStart"/>
       <w:r>
@@ -3261,7 +4587,15 @@
           <w:b/>
           <w:sz w:val="22"/>
         </w:rPr>
-        <w:t>terrain(</w:t>
+        <w:t>terrain</w:t>
+      </w:r>
+      <w:proofErr w:type="spellEnd"/>
+      <w:r>
+        <w:rPr>
+          <w:b/>
+          <w:sz w:val="22"/>
+        </w:rPr>
+        <w:t>(</w:t>
       </w:r>
       <w:proofErr w:type="gramEnd"/>
       <w:r>
@@ -3269,8 +4603,17 @@
           <w:b/>
           <w:sz w:val="22"/>
         </w:rPr>
-        <w:t>device, command_list</w:t>
-      </w:r>
+        <w:t xml:space="preserve">device, </w:t>
+      </w:r>
+      <w:proofErr w:type="spellStart"/>
+      <w:r>
+        <w:rPr>
+          <w:b/>
+          <w:sz w:val="22"/>
+        </w:rPr>
+        <w:t>command_list</w:t>
+      </w:r>
+      <w:proofErr w:type="spellEnd"/>
       <w:proofErr w:type="gramStart"/>
       <w:r>
         <w:rPr>
@@ -3310,7 +4653,39 @@
           <w:b/>
           <w:sz w:val="22"/>
         </w:rPr>
-        <w:t xml:space="preserve">    else if (scene_to_load == "MainScene")</w:t>
+        <w:t xml:space="preserve">    else if (</w:t>
+      </w:r>
+      <w:proofErr w:type="spellStart"/>
+      <w:r>
+        <w:rPr>
+          <w:b/>
+          <w:sz w:val="22"/>
+        </w:rPr>
+        <w:t>scene_to_load</w:t>
+      </w:r>
+      <w:proofErr w:type="spellEnd"/>
+      <w:r>
+        <w:rPr>
+          <w:b/>
+          <w:sz w:val="22"/>
+        </w:rPr>
+        <w:t xml:space="preserve"> == "</w:t>
+      </w:r>
+      <w:proofErr w:type="spellStart"/>
+      <w:r>
+        <w:rPr>
+          <w:b/>
+          <w:sz w:val="22"/>
+        </w:rPr>
+        <w:t>MainScene</w:t>
+      </w:r>
+      <w:proofErr w:type="spellEnd"/>
+      <w:r>
+        <w:rPr>
+          <w:b/>
+          <w:sz w:val="22"/>
+        </w:rPr>
+        <w:t>")</w:t>
       </w:r>
     </w:p>
     <w:p>
@@ -3342,7 +4717,15 @@
           <w:b/>
           <w:sz w:val="22"/>
         </w:rPr>
-        <w:t xml:space="preserve">        build_main_</w:t>
+        <w:t xml:space="preserve">        </w:t>
+      </w:r>
+      <w:proofErr w:type="spellStart"/>
+      <w:r>
+        <w:rPr>
+          <w:b/>
+          <w:sz w:val="22"/>
+        </w:rPr>
+        <w:t>build_main_</w:t>
       </w:r>
       <w:proofErr w:type="gramStart"/>
       <w:r>
@@ -3350,7 +4733,15 @@
           <w:b/>
           <w:sz w:val="22"/>
         </w:rPr>
-        <w:t>landscapes(</w:t>
+        <w:t>landscapes</w:t>
+      </w:r>
+      <w:proofErr w:type="spellEnd"/>
+      <w:r>
+        <w:rPr>
+          <w:b/>
+          <w:sz w:val="22"/>
+        </w:rPr>
+        <w:t>(</w:t>
       </w:r>
       <w:proofErr w:type="gramEnd"/>
       <w:r>
@@ -3358,8 +4749,17 @@
           <w:b/>
           <w:sz w:val="22"/>
         </w:rPr>
-        <w:t>device, command_list</w:t>
-      </w:r>
+        <w:t xml:space="preserve">device, </w:t>
+      </w:r>
+      <w:proofErr w:type="spellStart"/>
+      <w:r>
+        <w:rPr>
+          <w:b/>
+          <w:sz w:val="22"/>
+        </w:rPr>
+        <w:t>command_list</w:t>
+      </w:r>
+      <w:proofErr w:type="spellEnd"/>
       <w:proofErr w:type="gramStart"/>
       <w:r>
         <w:rPr>
@@ -3409,7 +4809,25 @@
           <w:b/>
           <w:sz w:val="22"/>
         </w:rPr>
-        <w:t>하지만, 언리얼에서의 y값 높이</w:t>
+        <w:t xml:space="preserve">하지만, </w:t>
+      </w:r>
+      <w:proofErr w:type="spellStart"/>
+      <w:r>
+        <w:rPr>
+          <w:rFonts w:hint="eastAsia"/>
+          <w:b/>
+          <w:sz w:val="22"/>
+        </w:rPr>
+        <w:t>언리얼에서의</w:t>
+      </w:r>
+      <w:proofErr w:type="spellEnd"/>
+      <w:r>
+        <w:rPr>
+          <w:rFonts w:hint="eastAsia"/>
+          <w:b/>
+          <w:sz w:val="22"/>
+        </w:rPr>
+        <w:t xml:space="preserve"> y값 높이</w:t>
       </w:r>
       <w:r>
         <w:rPr>
@@ -3452,20 +4870,1969 @@
           <w:sz w:val="22"/>
         </w:rPr>
       </w:pPr>
-    </w:p>
-    <w:p>
-      <w:pPr>
-        <w:jc w:val="left"/>
-        <w:rPr>
-          <w:b/>
-          <w:sz w:val="22"/>
-        </w:rPr>
-      </w:pPr>
-    </w:p>
-    <w:p>
-      <w:pPr>
-        <w:jc w:val="left"/>
-        <w:rPr>
+      <w:r>
+        <w:rPr>
+          <w:rFonts w:hint="eastAsia"/>
+          <w:b/>
+          <w:sz w:val="22"/>
+        </w:rPr>
+        <w:lastRenderedPageBreak/>
+        <w:t>&lt;1스테이지 보스 제작&gt;</w:t>
+      </w:r>
+    </w:p>
+    <w:p>
+      <w:pPr>
+        <w:jc w:val="left"/>
+        <w:rPr>
+          <w:rFonts w:hint="eastAsia"/>
+          <w:b/>
+          <w:sz w:val="22"/>
+        </w:rPr>
+      </w:pPr>
+      <w:r>
+        <w:rPr>
+          <w:rFonts w:hint="eastAsia"/>
+          <w:b/>
+          <w:sz w:val="22"/>
+        </w:rPr>
+        <w:t xml:space="preserve">1스테이지 보스 </w:t>
+      </w:r>
+      <w:proofErr w:type="spellStart"/>
+      <w:r>
+        <w:rPr>
+          <w:rFonts w:hint="eastAsia"/>
+          <w:b/>
+          <w:sz w:val="22"/>
+        </w:rPr>
+        <w:t>테이너의</w:t>
+      </w:r>
+      <w:proofErr w:type="spellEnd"/>
+      <w:r>
+        <w:rPr>
+          <w:rFonts w:hint="eastAsia"/>
+          <w:b/>
+          <w:sz w:val="22"/>
+        </w:rPr>
+        <w:t xml:space="preserve"> 돌진 및 </w:t>
+      </w:r>
+      <w:proofErr w:type="gramStart"/>
+      <w:r>
+        <w:rPr>
+          <w:rFonts w:hint="eastAsia"/>
+          <w:b/>
+          <w:sz w:val="22"/>
+        </w:rPr>
+        <w:t>내려찍기 ,추적</w:t>
+      </w:r>
+      <w:proofErr w:type="gramEnd"/>
+      <w:r>
+        <w:rPr>
+          <w:rFonts w:hint="eastAsia"/>
+          <w:b/>
+          <w:sz w:val="22"/>
+        </w:rPr>
+        <w:t xml:space="preserve"> AI로직을 </w:t>
+      </w:r>
+      <w:proofErr w:type="spellStart"/>
+      <w:r>
+        <w:rPr>
+          <w:rFonts w:hint="eastAsia"/>
+          <w:b/>
+          <w:sz w:val="22"/>
+        </w:rPr>
+        <w:t>BehaviorTree</w:t>
+      </w:r>
+      <w:proofErr w:type="spellEnd"/>
+      <w:r>
+        <w:rPr>
+          <w:rFonts w:hint="eastAsia"/>
+          <w:b/>
+          <w:sz w:val="22"/>
+        </w:rPr>
+        <w:t>를 사용하여 노드 연결하여 서버 사이드 구현</w:t>
+      </w:r>
+    </w:p>
+    <w:p>
+      <w:pPr>
+        <w:jc w:val="left"/>
+        <w:rPr>
+          <w:b/>
+          <w:sz w:val="22"/>
+        </w:rPr>
+      </w:pPr>
+    </w:p>
+    <w:p>
+      <w:pPr>
+        <w:jc w:val="left"/>
+        <w:rPr>
+          <w:b/>
+          <w:sz w:val="22"/>
+        </w:rPr>
+      </w:pPr>
+      <w:r>
+        <w:rPr>
+          <w:rFonts w:hint="eastAsia"/>
+          <w:b/>
+          <w:sz w:val="22"/>
+        </w:rPr>
+        <w:t>&lt;애니메이션 상태 시스템과 오브젝트 상태 분리&gt;</w:t>
+      </w:r>
+    </w:p>
+    <w:p>
+      <w:pPr>
+        <w:jc w:val="left"/>
+        <w:rPr>
+          <w:b/>
+          <w:sz w:val="22"/>
+        </w:rPr>
+      </w:pPr>
+      <w:r>
+        <w:rPr>
+          <w:rFonts w:hint="eastAsia"/>
+          <w:b/>
+          <w:sz w:val="22"/>
+        </w:rPr>
+        <w:t xml:space="preserve">원래는 애니메이션 상태 동기화를 위한 변수로 </w:t>
+      </w:r>
+      <w:proofErr w:type="spellStart"/>
+      <w:r>
+        <w:rPr>
+          <w:rFonts w:hint="eastAsia"/>
+          <w:b/>
+          <w:sz w:val="22"/>
+        </w:rPr>
+        <w:t>ObjectState</w:t>
+      </w:r>
+      <w:proofErr w:type="spellEnd"/>
+      <w:r>
+        <w:rPr>
+          <w:rFonts w:hint="eastAsia"/>
+          <w:b/>
+          <w:sz w:val="22"/>
+        </w:rPr>
+        <w:t xml:space="preserve"> </w:t>
+      </w:r>
+      <w:proofErr w:type="spellStart"/>
+      <w:r>
+        <w:rPr>
+          <w:rFonts w:hint="eastAsia"/>
+          <w:b/>
+          <w:sz w:val="22"/>
+        </w:rPr>
+        <w:t>enum</w:t>
+      </w:r>
+      <w:proofErr w:type="spellEnd"/>
+      <w:r>
+        <w:rPr>
+          <w:rFonts w:hint="eastAsia"/>
+          <w:b/>
+          <w:sz w:val="22"/>
+        </w:rPr>
+        <w:t xml:space="preserve"> </w:t>
+      </w:r>
+      <w:proofErr w:type="gramStart"/>
+      <w:r>
+        <w:rPr>
+          <w:rFonts w:hint="eastAsia"/>
+          <w:b/>
+          <w:sz w:val="22"/>
+        </w:rPr>
+        <w:t>class 를</w:t>
+      </w:r>
+      <w:proofErr w:type="gramEnd"/>
+      <w:r>
+        <w:rPr>
+          <w:rFonts w:hint="eastAsia"/>
+          <w:b/>
+          <w:sz w:val="22"/>
+        </w:rPr>
+        <w:t xml:space="preserve"> 사용 중이었다.</w:t>
+      </w:r>
+    </w:p>
+    <w:p>
+      <w:pPr>
+        <w:jc w:val="left"/>
+        <w:rPr>
+          <w:b/>
+          <w:sz w:val="22"/>
+        </w:rPr>
+      </w:pPr>
+      <w:r>
+        <w:rPr>
+          <w:rFonts w:hint="eastAsia"/>
+          <w:b/>
+          <w:sz w:val="22"/>
+        </w:rPr>
+        <w:t xml:space="preserve">애니메이션을 해당 상태들로 매핑하고 클라이언트에서 각 오브젝트의 애니메이션 컴포넌트의 상태 값을 가지고 </w:t>
+      </w:r>
+      <w:proofErr w:type="spellStart"/>
+      <w:r>
+        <w:rPr>
+          <w:rFonts w:hint="eastAsia"/>
+          <w:b/>
+          <w:sz w:val="22"/>
+        </w:rPr>
+        <w:t>상태머신을</w:t>
+      </w:r>
+      <w:proofErr w:type="spellEnd"/>
+      <w:r>
+        <w:rPr>
+          <w:rFonts w:hint="eastAsia"/>
+          <w:b/>
+          <w:sz w:val="22"/>
+        </w:rPr>
+        <w:t xml:space="preserve"> 통한 상태 동기화로 즉각적으로 반응하게끔 설계했었다.</w:t>
+      </w:r>
+    </w:p>
+    <w:p>
+      <w:pPr>
+        <w:jc w:val="left"/>
+        <w:rPr>
+          <w:b/>
+          <w:sz w:val="22"/>
+        </w:rPr>
+      </w:pPr>
+      <w:r>
+        <w:rPr>
+          <w:rFonts w:hint="eastAsia"/>
+          <w:b/>
+          <w:sz w:val="22"/>
+        </w:rPr>
+        <w:t xml:space="preserve">그러나 보스와 NPC의 경우 상태와 다른 애니메이션을 사용하고 서로 이름도 다르고 사용 상태도 다르기 때문에 서로 쓸모없는 정보 및 </w:t>
+      </w:r>
+      <w:proofErr w:type="spellStart"/>
+      <w:r>
+        <w:rPr>
+          <w:rFonts w:hint="eastAsia"/>
+          <w:b/>
+          <w:sz w:val="22"/>
+        </w:rPr>
+        <w:t>매핑시</w:t>
+      </w:r>
+      <w:proofErr w:type="spellEnd"/>
+      <w:r>
+        <w:rPr>
+          <w:rFonts w:hint="eastAsia"/>
+          <w:b/>
+          <w:sz w:val="22"/>
+        </w:rPr>
+        <w:t xml:space="preserve"> 프로그래머가 모든 애니메이션을 다 </w:t>
+      </w:r>
+      <w:proofErr w:type="spellStart"/>
+      <w:r>
+        <w:rPr>
+          <w:rFonts w:hint="eastAsia"/>
+          <w:b/>
+          <w:sz w:val="22"/>
+        </w:rPr>
+        <w:t>기억해야하는</w:t>
+      </w:r>
+      <w:proofErr w:type="spellEnd"/>
+      <w:r>
+        <w:rPr>
+          <w:rFonts w:hint="eastAsia"/>
+          <w:b/>
+          <w:sz w:val="22"/>
+        </w:rPr>
+        <w:t xml:space="preserve"> 개발 오버헤드가 너무 커짐</w:t>
+      </w:r>
+    </w:p>
+    <w:p>
+      <w:pPr>
+        <w:jc w:val="left"/>
+        <w:rPr>
+          <w:b/>
+          <w:sz w:val="22"/>
+        </w:rPr>
+      </w:pPr>
+      <w:r>
+        <w:rPr>
+          <w:rFonts w:hint="eastAsia"/>
+          <w:b/>
+          <w:sz w:val="22"/>
+        </w:rPr>
+        <w:t>따라서 여러 스킬을 서버에서 주면 그것에 대해서 원하는 애니메이션을 플레이 할 수 있도록 애니메이션 컴포넌트의</w:t>
+      </w:r>
+      <w:r>
+        <w:rPr>
+          <w:rFonts w:hint="eastAsia"/>
+          <w:b/>
+          <w:sz w:val="22"/>
+        </w:rPr>
+        <w:t xml:space="preserve"> </w:t>
+      </w:r>
+      <w:r>
+        <w:rPr>
+          <w:rFonts w:hint="eastAsia"/>
+          <w:b/>
+          <w:sz w:val="22"/>
+        </w:rPr>
+        <w:t xml:space="preserve">매핑 방식을 State | </w:t>
+      </w:r>
+      <w:proofErr w:type="spellStart"/>
+      <w:r>
+        <w:rPr>
+          <w:rFonts w:hint="eastAsia"/>
+          <w:b/>
+          <w:sz w:val="22"/>
+        </w:rPr>
+        <w:t>animation_clip</w:t>
+      </w:r>
+      <w:proofErr w:type="spellEnd"/>
+      <w:r>
+        <w:rPr>
+          <w:rFonts w:hint="eastAsia"/>
+          <w:b/>
+          <w:sz w:val="22"/>
+        </w:rPr>
+        <w:t xml:space="preserve"> -&gt; </w:t>
+      </w:r>
+      <w:proofErr w:type="gramStart"/>
+      <w:r>
+        <w:rPr>
+          <w:rFonts w:hint="eastAsia"/>
+          <w:b/>
+          <w:sz w:val="22"/>
+        </w:rPr>
+        <w:t>std::</w:t>
+      </w:r>
+      <w:proofErr w:type="gramEnd"/>
+      <w:r>
+        <w:rPr>
+          <w:rFonts w:hint="eastAsia"/>
+          <w:b/>
+          <w:sz w:val="22"/>
+        </w:rPr>
+        <w:t xml:space="preserve">string | </w:t>
+      </w:r>
+      <w:proofErr w:type="spellStart"/>
+      <w:r>
+        <w:rPr>
+          <w:rFonts w:hint="eastAsia"/>
+          <w:b/>
+          <w:sz w:val="22"/>
+        </w:rPr>
+        <w:t>animation_clip</w:t>
+      </w:r>
+      <w:proofErr w:type="spellEnd"/>
+      <w:r>
+        <w:rPr>
+          <w:rFonts w:hint="eastAsia"/>
+          <w:b/>
+          <w:sz w:val="22"/>
+        </w:rPr>
+        <w:t xml:space="preserve">으로 </w:t>
+      </w:r>
+      <w:proofErr w:type="gramStart"/>
+      <w:r>
+        <w:rPr>
+          <w:rFonts w:hint="eastAsia"/>
+          <w:b/>
+          <w:sz w:val="22"/>
+        </w:rPr>
+        <w:t>변경 하고</w:t>
+      </w:r>
+      <w:proofErr w:type="gramEnd"/>
+      <w:r>
+        <w:rPr>
+          <w:rFonts w:hint="eastAsia"/>
+          <w:b/>
+          <w:sz w:val="22"/>
+        </w:rPr>
+        <w:t xml:space="preserve"> 상태 머신 삭제</w:t>
+      </w:r>
+    </w:p>
+    <w:p>
+      <w:pPr>
+        <w:jc w:val="left"/>
+        <w:rPr>
+          <w:b/>
+          <w:sz w:val="22"/>
+        </w:rPr>
+      </w:pPr>
+      <w:r>
+        <w:rPr>
+          <w:rFonts w:hint="eastAsia"/>
+          <w:b/>
+          <w:sz w:val="22"/>
+        </w:rPr>
+        <w:t xml:space="preserve">그냥 애니메이션 컴포넌트는 Play와 Play시 Loop결정, 미리 </w:t>
+      </w:r>
+      <w:proofErr w:type="spellStart"/>
+      <w:r>
+        <w:rPr>
+          <w:rFonts w:hint="eastAsia"/>
+          <w:b/>
+          <w:sz w:val="22"/>
+        </w:rPr>
+        <w:t>add_animation</w:t>
+      </w:r>
+      <w:proofErr w:type="spellEnd"/>
+      <w:r>
+        <w:rPr>
+          <w:rFonts w:hint="eastAsia"/>
+          <w:b/>
+          <w:sz w:val="22"/>
+        </w:rPr>
+        <w:t>을 통한 애니메이션 등록만을 수행</w:t>
+      </w:r>
+    </w:p>
+    <w:p>
+      <w:pPr>
+        <w:jc w:val="left"/>
+        <w:rPr>
+          <w:b/>
+          <w:sz w:val="22"/>
+        </w:rPr>
+      </w:pPr>
+      <w:r>
+        <w:rPr>
+          <w:rFonts w:hint="eastAsia"/>
+          <w:b/>
+          <w:sz w:val="22"/>
+        </w:rPr>
+        <w:t xml:space="preserve">각각 상태에 맞는 애니메이션 플레이는 프로그래머가 </w:t>
+      </w:r>
+      <w:proofErr w:type="gramStart"/>
+      <w:r>
+        <w:rPr>
+          <w:rFonts w:hint="eastAsia"/>
+          <w:b/>
+          <w:sz w:val="22"/>
+        </w:rPr>
+        <w:t>선택 할</w:t>
+      </w:r>
+      <w:proofErr w:type="gramEnd"/>
+      <w:r>
+        <w:rPr>
+          <w:rFonts w:hint="eastAsia"/>
+          <w:b/>
+          <w:sz w:val="22"/>
+        </w:rPr>
+        <w:t xml:space="preserve"> 수 있도록 </w:t>
+      </w:r>
+      <w:proofErr w:type="spellStart"/>
+      <w:r>
+        <w:rPr>
+          <w:rFonts w:hint="eastAsia"/>
+          <w:b/>
+          <w:sz w:val="22"/>
+        </w:rPr>
+        <w:t>Packet.h</w:t>
+      </w:r>
+      <w:proofErr w:type="spellEnd"/>
+      <w:r>
+        <w:rPr>
+          <w:rFonts w:hint="eastAsia"/>
+          <w:b/>
+          <w:sz w:val="22"/>
+        </w:rPr>
+        <w:t xml:space="preserve">에서 </w:t>
+      </w:r>
+    </w:p>
+    <w:p>
+      <w:pPr>
+        <w:jc w:val="left"/>
+        <w:rPr>
+          <w:rFonts w:hint="eastAsia"/>
+          <w:b/>
+          <w:sz w:val="22"/>
+        </w:rPr>
+      </w:pPr>
+      <w:r>
+        <w:rPr>
+          <w:b/>
+          <w:sz w:val="22"/>
+        </w:rPr>
+        <w:drawing>
+          <wp:inline distT="0" distB="0" distL="0" distR="0" wp14:anchorId="47F3C30F" wp14:editId="0AC03FBE">
+            <wp:extent cx="2399023" cy="2852382"/>
+            <wp:effectExtent l="0" t="0" r="1905" b="5715"/>
+            <wp:docPr id="1118189267" name="그림 1"/>
+            <wp:cNvGraphicFramePr>
+              <a:graphicFrameLocks xmlns:a="http://schemas.openxmlformats.org/drawingml/2006/main" noChangeAspect="1"/>
+            </wp:cNvGraphicFramePr>
+            <a:graphic xmlns:a="http://schemas.openxmlformats.org/drawingml/2006/main">
+              <a:graphicData uri="http://schemas.openxmlformats.org/drawingml/2006/picture">
+                <pic:pic xmlns:pic="http://schemas.openxmlformats.org/drawingml/2006/picture">
+                  <pic:nvPicPr>
+                    <pic:cNvPr id="1118189267" name=""/>
+                    <pic:cNvPicPr/>
+                  </pic:nvPicPr>
+                  <pic:blipFill>
+                    <a:blip r:embed="rId21"/>
+                    <a:stretch>
+                      <a:fillRect/>
+                    </a:stretch>
+                  </pic:blipFill>
+                  <pic:spPr>
+                    <a:xfrm>
+                      <a:off x="0" y="0"/>
+                      <a:ext cx="2400948" cy="2854670"/>
+                    </a:xfrm>
+                    <a:prstGeom prst="rect">
+                      <a:avLst/>
+                    </a:prstGeom>
+                  </pic:spPr>
+                </pic:pic>
+              </a:graphicData>
+            </a:graphic>
+          </wp:inline>
+        </w:drawing>
+      </w:r>
+    </w:p>
+    <w:p>
+      <w:pPr>
+        <w:jc w:val="left"/>
+        <w:rPr>
+          <w:b/>
+          <w:sz w:val="22"/>
+        </w:rPr>
+      </w:pPr>
+      <w:r>
+        <w:rPr>
+          <w:rFonts w:hint="eastAsia"/>
+          <w:b/>
+          <w:sz w:val="22"/>
+        </w:rPr>
+        <w:t xml:space="preserve">상태와 액션의 아이디를 적어두고 서버와 클라이언트가 패턴 및 애니메이션 동기화를 쉽게 할 수 있도록 설정하고 실제 애니메이션 플레이는 플레이어 스크립트, </w:t>
+      </w:r>
+      <w:proofErr w:type="spellStart"/>
+      <w:r>
+        <w:rPr>
+          <w:rFonts w:hint="eastAsia"/>
+          <w:b/>
+          <w:sz w:val="22"/>
+        </w:rPr>
+        <w:t>npc</w:t>
+      </w:r>
+      <w:proofErr w:type="spellEnd"/>
+      <w:r>
+        <w:rPr>
+          <w:rFonts w:hint="eastAsia"/>
+          <w:b/>
+          <w:sz w:val="22"/>
+        </w:rPr>
+        <w:t xml:space="preserve"> 스크립트, boss 스크립트 등에서 분기 문으로 플레이 하도록 설정</w:t>
+      </w:r>
+    </w:p>
+    <w:p>
+      <w:pPr>
+        <w:jc w:val="left"/>
+        <w:rPr>
+          <w:rFonts w:hint="eastAsia"/>
+          <w:b/>
+          <w:sz w:val="22"/>
+        </w:rPr>
+      </w:pPr>
+    </w:p>
+    <w:p>
+      <w:pPr>
+        <w:jc w:val="left"/>
+        <w:rPr>
+          <w:b/>
+          <w:sz w:val="22"/>
+        </w:rPr>
+      </w:pPr>
+      <w:r>
+        <w:rPr>
+          <w:rFonts w:hint="eastAsia"/>
+          <w:b/>
+          <w:sz w:val="22"/>
+        </w:rPr>
+        <w:lastRenderedPageBreak/>
+        <w:t xml:space="preserve">&lt;PIPMAP Unreal Project git </w:t>
+      </w:r>
+      <w:proofErr w:type="spellStart"/>
+      <w:r>
+        <w:rPr>
+          <w:rFonts w:hint="eastAsia"/>
+          <w:b/>
+          <w:sz w:val="22"/>
+        </w:rPr>
+        <w:t>리포지터리</w:t>
+      </w:r>
+      <w:proofErr w:type="spellEnd"/>
+      <w:r>
+        <w:rPr>
+          <w:rFonts w:hint="eastAsia"/>
+          <w:b/>
+          <w:sz w:val="22"/>
+        </w:rPr>
+        <w:t xml:space="preserve"> 관리 주체 변경&gt;</w:t>
+      </w:r>
+    </w:p>
+    <w:p>
+      <w:pPr>
+        <w:jc w:val="left"/>
+        <w:rPr>
+          <w:b/>
+          <w:sz w:val="22"/>
+        </w:rPr>
+      </w:pPr>
+      <w:r>
+        <w:rPr>
+          <w:rFonts w:hint="eastAsia"/>
+          <w:b/>
+          <w:sz w:val="22"/>
+        </w:rPr>
+        <w:t xml:space="preserve">원래 </w:t>
+      </w:r>
+      <w:proofErr w:type="spellStart"/>
+      <w:r>
+        <w:rPr>
+          <w:rFonts w:hint="eastAsia"/>
+          <w:b/>
+          <w:sz w:val="22"/>
+        </w:rPr>
+        <w:t>깃허브의</w:t>
+      </w:r>
+      <w:proofErr w:type="spellEnd"/>
+      <w:r>
+        <w:rPr>
+          <w:rFonts w:hint="eastAsia"/>
+          <w:b/>
+          <w:sz w:val="22"/>
+        </w:rPr>
+        <w:t xml:space="preserve"> 현재 </w:t>
+      </w:r>
+      <w:proofErr w:type="spellStart"/>
+      <w:r>
+        <w:rPr>
+          <w:rFonts w:hint="eastAsia"/>
+          <w:b/>
+          <w:sz w:val="22"/>
+        </w:rPr>
+        <w:t>리포안에서</w:t>
+      </w:r>
+      <w:proofErr w:type="spellEnd"/>
+      <w:r>
+        <w:rPr>
+          <w:rFonts w:hint="eastAsia"/>
+          <w:b/>
+          <w:sz w:val="22"/>
+        </w:rPr>
+        <w:t xml:space="preserve"> 관리하던 PIPMAP unreal map을 Microsoft Azure DevOps로 관리 주체를 옮김 -&gt; 파일이 커도 프로젝트의 사람이 5명 이하라면 무료</w:t>
+      </w:r>
+      <w:r>
+        <w:rPr>
+          <w:rFonts w:hint="eastAsia"/>
+          <w:b/>
+          <w:sz w:val="22"/>
+        </w:rPr>
+        <w:t>LFS를 지원해주기 때문에 선택함</w:t>
+      </w:r>
+    </w:p>
+    <w:p>
+      <w:pPr>
+        <w:jc w:val="left"/>
+        <w:rPr>
+          <w:b/>
+          <w:sz w:val="22"/>
+        </w:rPr>
+      </w:pPr>
+      <w:r>
+        <w:rPr>
+          <w:b/>
+          <w:sz w:val="22"/>
+        </w:rPr>
+        <w:t>U</w:t>
+      </w:r>
+      <w:r>
+        <w:rPr>
+          <w:rFonts w:hint="eastAsia"/>
+          <w:b/>
+          <w:sz w:val="22"/>
+        </w:rPr>
+        <w:t xml:space="preserve">nreal 프로젝트의 모든 </w:t>
+      </w:r>
+      <w:proofErr w:type="spellStart"/>
+      <w:r>
+        <w:rPr>
+          <w:rFonts w:hint="eastAsia"/>
+          <w:b/>
+          <w:sz w:val="22"/>
+        </w:rPr>
+        <w:t>에셋을</w:t>
+      </w:r>
+      <w:proofErr w:type="spellEnd"/>
+      <w:r>
+        <w:rPr>
+          <w:rFonts w:hint="eastAsia"/>
+          <w:b/>
+          <w:sz w:val="22"/>
+        </w:rPr>
+        <w:t xml:space="preserve"> 띄워도 문제없이 </w:t>
+      </w:r>
+      <w:proofErr w:type="spellStart"/>
+      <w:r>
+        <w:rPr>
+          <w:rFonts w:hint="eastAsia"/>
+          <w:b/>
+          <w:sz w:val="22"/>
+        </w:rPr>
+        <w:t>커밋</w:t>
+      </w:r>
+      <w:proofErr w:type="spellEnd"/>
+      <w:r>
+        <w:rPr>
+          <w:rFonts w:hint="eastAsia"/>
+          <w:b/>
+          <w:sz w:val="22"/>
+        </w:rPr>
+        <w:t xml:space="preserve"> 및 </w:t>
+      </w:r>
+      <w:proofErr w:type="spellStart"/>
+      <w:r>
+        <w:rPr>
+          <w:rFonts w:hint="eastAsia"/>
+          <w:b/>
+          <w:sz w:val="22"/>
+        </w:rPr>
+        <w:t>푸시가</w:t>
+      </w:r>
+      <w:proofErr w:type="spellEnd"/>
+      <w:r>
+        <w:rPr>
+          <w:rFonts w:hint="eastAsia"/>
+          <w:b/>
+          <w:sz w:val="22"/>
+        </w:rPr>
+        <w:t xml:space="preserve"> 됨을 확인했고 팀원 일부가 접속이 안되던 Microsoft 계정 문제 해결해서 현재는 DevOps로 관리 중</w:t>
+      </w:r>
+    </w:p>
+    <w:p>
+      <w:pPr>
+        <w:jc w:val="left"/>
+        <w:rPr>
+          <w:b/>
+          <w:sz w:val="22"/>
+        </w:rPr>
+      </w:pPr>
+    </w:p>
+    <w:p>
+      <w:pPr>
+        <w:jc w:val="left"/>
+        <w:rPr>
+          <w:b/>
+          <w:sz w:val="22"/>
+        </w:rPr>
+      </w:pPr>
+      <w:r>
+        <w:rPr>
+          <w:rFonts w:hint="eastAsia"/>
+          <w:b/>
+          <w:sz w:val="22"/>
+        </w:rPr>
+        <w:t>&lt;서버가 꺼졌을 때 클라이언트 프로그램 강제 종료&gt;</w:t>
+      </w:r>
+    </w:p>
+    <w:p>
+      <w:pPr>
+        <w:jc w:val="left"/>
+        <w:rPr>
+          <w:b/>
+          <w:sz w:val="22"/>
+        </w:rPr>
+      </w:pPr>
+      <w:r>
+        <w:rPr>
+          <w:rFonts w:hint="eastAsia"/>
+          <w:b/>
+          <w:sz w:val="22"/>
+        </w:rPr>
+        <w:t>네트워크 스레드가 끝났으면 메인 스레드도 끝나게 수정</w:t>
+      </w:r>
+    </w:p>
+    <w:p>
+      <w:pPr>
+        <w:jc w:val="left"/>
+        <w:rPr>
+          <w:rFonts w:hint="eastAsia"/>
+          <w:b/>
+          <w:sz w:val="22"/>
+        </w:rPr>
+      </w:pPr>
+    </w:p>
+    <w:p>
+      <w:pPr>
+        <w:jc w:val="left"/>
+        <w:rPr>
+          <w:b/>
+          <w:sz w:val="22"/>
+        </w:rPr>
+      </w:pPr>
+      <w:r>
+        <w:rPr>
+          <w:rFonts w:hint="eastAsia"/>
+          <w:b/>
+          <w:sz w:val="22"/>
+        </w:rPr>
+        <w:t xml:space="preserve">&lt;플레이어의 공격의 세밀 공격 전송을 위해서 소켓 오브젝트를 이용하여 </w:t>
+      </w:r>
+      <w:proofErr w:type="spellStart"/>
+      <w:r>
+        <w:rPr>
+          <w:rFonts w:hint="eastAsia"/>
+          <w:b/>
+          <w:sz w:val="22"/>
+        </w:rPr>
+        <w:t>충돌체</w:t>
+      </w:r>
+      <w:proofErr w:type="spellEnd"/>
+      <w:r>
+        <w:rPr>
+          <w:rFonts w:hint="eastAsia"/>
+          <w:b/>
+          <w:sz w:val="22"/>
+        </w:rPr>
+        <w:t xml:space="preserve"> 테스트&gt;</w:t>
+      </w:r>
+    </w:p>
+    <w:p>
+      <w:pPr>
+        <w:jc w:val="left"/>
+        <w:rPr>
+          <w:b/>
+          <w:sz w:val="22"/>
+        </w:rPr>
+      </w:pPr>
+      <w:r>
+        <w:rPr>
+          <w:rFonts w:hint="eastAsia"/>
+          <w:b/>
+          <w:sz w:val="22"/>
+        </w:rPr>
+        <w:t xml:space="preserve">클라이언트 체크 -&gt; 서버에서 다시 체크 -&gt; 데미지 및 공격 </w:t>
+      </w:r>
+      <w:proofErr w:type="spellStart"/>
+      <w:r>
+        <w:rPr>
+          <w:rFonts w:hint="eastAsia"/>
+          <w:b/>
+          <w:sz w:val="22"/>
+        </w:rPr>
+        <w:t>뒷처리가</w:t>
+      </w:r>
+      <w:proofErr w:type="spellEnd"/>
+      <w:r>
+        <w:rPr>
+          <w:rFonts w:hint="eastAsia"/>
+          <w:b/>
+          <w:sz w:val="22"/>
+        </w:rPr>
+        <w:t xml:space="preserve"> </w:t>
+      </w:r>
+      <w:proofErr w:type="spellStart"/>
+      <w:r>
+        <w:rPr>
+          <w:rFonts w:hint="eastAsia"/>
+          <w:b/>
+          <w:sz w:val="22"/>
+        </w:rPr>
+        <w:t>맞는건가</w:t>
+      </w:r>
+      <w:proofErr w:type="spellEnd"/>
+      <w:r>
+        <w:rPr>
+          <w:rFonts w:hint="eastAsia"/>
+          <w:b/>
+          <w:sz w:val="22"/>
+        </w:rPr>
+        <w:t>? 싶어서 적용은 안함</w:t>
+      </w:r>
+    </w:p>
+    <w:p>
+      <w:pPr>
+        <w:jc w:val="left"/>
+        <w:rPr>
+          <w:b/>
+          <w:sz w:val="22"/>
+        </w:rPr>
+      </w:pPr>
+      <w:r>
+        <w:rPr>
+          <w:rFonts w:hint="eastAsia"/>
+          <w:b/>
+          <w:sz w:val="22"/>
+        </w:rPr>
+        <w:t>&lt;터레인의 y좌표 계산식 해결&gt;</w:t>
+      </w:r>
+    </w:p>
+    <w:p>
+      <w:pPr>
+        <w:jc w:val="left"/>
+        <w:rPr>
+          <w:b/>
+          <w:sz w:val="22"/>
+        </w:rPr>
+      </w:pPr>
+      <w:proofErr w:type="spellStart"/>
+      <w:r>
+        <w:rPr>
+          <w:rFonts w:hint="eastAsia"/>
+          <w:b/>
+          <w:sz w:val="22"/>
+        </w:rPr>
+        <w:t>언리얼의</w:t>
+      </w:r>
+      <w:proofErr w:type="spellEnd"/>
+      <w:r>
+        <w:rPr>
+          <w:rFonts w:hint="eastAsia"/>
+          <w:b/>
+          <w:sz w:val="22"/>
+        </w:rPr>
+        <w:t xml:space="preserve"> 계산식은 </w:t>
+      </w:r>
+    </w:p>
+    <w:p>
+      <w:pPr>
+        <w:jc w:val="left"/>
+        <w:rPr>
+          <w:b/>
+          <w:sz w:val="22"/>
+        </w:rPr>
+      </w:pPr>
+      <w:proofErr w:type="gramStart"/>
+      <w:r>
+        <w:rPr>
+          <w:b/>
+          <w:sz w:val="22"/>
+        </w:rPr>
+        <w:t>// 공식</w:t>
+      </w:r>
+      <w:proofErr w:type="gramEnd"/>
+      <w:r>
+        <w:rPr>
+          <w:b/>
+          <w:sz w:val="22"/>
+        </w:rPr>
+        <w:t>: ((Raw - 32768</w:t>
+      </w:r>
+      <w:proofErr w:type="gramStart"/>
+      <w:r>
+        <w:rPr>
+          <w:b/>
+          <w:sz w:val="22"/>
+        </w:rPr>
+        <w:t>) /</w:t>
+      </w:r>
+      <w:proofErr w:type="gramEnd"/>
+      <w:r>
+        <w:rPr>
+          <w:b/>
+          <w:sz w:val="22"/>
+        </w:rPr>
+        <w:t xml:space="preserve"> 128) * </w:t>
+      </w:r>
+      <w:proofErr w:type="spellStart"/>
+      <w:r>
+        <w:rPr>
+          <w:b/>
+          <w:sz w:val="22"/>
+        </w:rPr>
+        <w:t>ScaleZ</w:t>
+      </w:r>
+      <w:proofErr w:type="spellEnd"/>
+      <w:r>
+        <w:rPr>
+          <w:b/>
+          <w:sz w:val="22"/>
+        </w:rPr>
+        <w:t xml:space="preserve"> * 0.01</w:t>
+      </w:r>
+    </w:p>
+    <w:p>
+      <w:pPr>
+        <w:jc w:val="left"/>
+        <w:rPr>
+          <w:b/>
+          <w:sz w:val="22"/>
+        </w:rPr>
+      </w:pPr>
+      <w:r>
+        <w:rPr>
+          <w:b/>
+          <w:sz w:val="22"/>
+        </w:rPr>
+        <w:t xml:space="preserve">float </w:t>
+      </w:r>
+      <w:proofErr w:type="spellStart"/>
+      <w:r>
+        <w:rPr>
+          <w:b/>
+          <w:sz w:val="22"/>
+        </w:rPr>
+        <w:t>height_m</w:t>
+      </w:r>
+      <w:proofErr w:type="spellEnd"/>
+      <w:r>
+        <w:rPr>
+          <w:b/>
+          <w:sz w:val="22"/>
+        </w:rPr>
+        <w:t xml:space="preserve"> = ((</w:t>
+      </w:r>
+      <w:proofErr w:type="spellStart"/>
+      <w:r>
+        <w:rPr>
+          <w:b/>
+          <w:sz w:val="22"/>
+        </w:rPr>
+        <w:t>static_cast</w:t>
+      </w:r>
+      <w:proofErr w:type="spellEnd"/>
+      <w:r>
+        <w:rPr>
+          <w:b/>
+          <w:sz w:val="22"/>
+        </w:rPr>
+        <w:t>&lt;float&gt;(</w:t>
+      </w:r>
+      <w:proofErr w:type="spellStart"/>
+      <w:r>
+        <w:rPr>
+          <w:b/>
+          <w:sz w:val="22"/>
+        </w:rPr>
+        <w:t>raw_val</w:t>
+      </w:r>
+      <w:proofErr w:type="spellEnd"/>
+      <w:r>
+        <w:rPr>
+          <w:b/>
+          <w:sz w:val="22"/>
+        </w:rPr>
+        <w:t>) - 32768.0f) / 128.0f) * _</w:t>
+      </w:r>
+      <w:proofErr w:type="spellStart"/>
+      <w:proofErr w:type="gramStart"/>
+      <w:r>
+        <w:rPr>
+          <w:b/>
+          <w:sz w:val="22"/>
+        </w:rPr>
+        <w:t>info.height</w:t>
+      </w:r>
+      <w:proofErr w:type="gramEnd"/>
+      <w:r>
+        <w:rPr>
+          <w:b/>
+          <w:sz w:val="22"/>
+        </w:rPr>
+        <w:t>_scale</w:t>
+      </w:r>
+      <w:proofErr w:type="spellEnd"/>
+      <w:r>
+        <w:rPr>
+          <w:b/>
+          <w:sz w:val="22"/>
+        </w:rPr>
+        <w:t xml:space="preserve"> * </w:t>
+      </w:r>
+      <w:proofErr w:type="gramStart"/>
+      <w:r>
+        <w:rPr>
+          <w:b/>
+          <w:sz w:val="22"/>
+        </w:rPr>
+        <w:t>0.01;</w:t>
+      </w:r>
+      <w:proofErr w:type="gramEnd"/>
+    </w:p>
+    <w:p>
+      <w:pPr>
+        <w:jc w:val="left"/>
+        <w:rPr>
+          <w:b/>
+          <w:sz w:val="22"/>
+        </w:rPr>
+      </w:pPr>
+      <w:proofErr w:type="spellStart"/>
+      <w:r>
+        <w:rPr>
+          <w:rFonts w:hint="eastAsia"/>
+          <w:b/>
+          <w:sz w:val="22"/>
+        </w:rPr>
+        <w:t>으로</w:t>
+      </w:r>
+      <w:proofErr w:type="spellEnd"/>
+      <w:r>
+        <w:rPr>
+          <w:rFonts w:hint="eastAsia"/>
+          <w:b/>
+          <w:sz w:val="22"/>
+        </w:rPr>
+        <w:t xml:space="preserve"> 높이를 만드는데</w:t>
+      </w:r>
+      <w:r>
+        <w:rPr>
+          <w:b/>
+          <w:sz w:val="22"/>
+        </w:rPr>
+        <w:br/>
+      </w:r>
+    </w:p>
+    <w:p>
+      <w:pPr>
+        <w:jc w:val="left"/>
+        <w:rPr>
+          <w:b/>
+          <w:sz w:val="22"/>
+        </w:rPr>
+      </w:pPr>
+      <w:r>
+        <w:rPr>
+          <w:rFonts w:hint="eastAsia"/>
+          <w:b/>
+          <w:sz w:val="22"/>
+        </w:rPr>
+        <w:t>원래 우리 코드에서는</w:t>
+      </w:r>
+    </w:p>
+    <w:p>
+      <w:pPr>
+        <w:jc w:val="left"/>
+        <w:rPr>
+          <w:b/>
+          <w:sz w:val="22"/>
+        </w:rPr>
+      </w:pPr>
+      <w:r>
+        <w:rPr>
+          <w:b/>
+          <w:sz w:val="22"/>
+        </w:rPr>
+        <w:t xml:space="preserve">float norm = </w:t>
+      </w:r>
+      <w:proofErr w:type="spellStart"/>
+      <w:r>
+        <w:rPr>
+          <w:b/>
+          <w:sz w:val="22"/>
+        </w:rPr>
+        <w:t>static_cast</w:t>
+      </w:r>
+      <w:proofErr w:type="spellEnd"/>
+      <w:r>
+        <w:rPr>
+          <w:b/>
+          <w:sz w:val="22"/>
+        </w:rPr>
+        <w:t>&lt;float&gt;(</w:t>
+      </w:r>
+      <w:proofErr w:type="spellStart"/>
+      <w:r>
+        <w:rPr>
+          <w:b/>
+          <w:sz w:val="22"/>
+        </w:rPr>
+        <w:t>raw_val</w:t>
+      </w:r>
+      <w:proofErr w:type="spellEnd"/>
+      <w:r>
+        <w:rPr>
+          <w:b/>
+          <w:sz w:val="22"/>
+        </w:rPr>
+        <w:t>) / 65535.</w:t>
+      </w:r>
+      <w:proofErr w:type="gramStart"/>
+      <w:r>
+        <w:rPr>
+          <w:b/>
+          <w:sz w:val="22"/>
+        </w:rPr>
+        <w:t>0f;</w:t>
+      </w:r>
+      <w:proofErr w:type="gramEnd"/>
+    </w:p>
+    <w:p>
+      <w:pPr>
+        <w:jc w:val="left"/>
+        <w:rPr>
+          <w:b/>
+          <w:sz w:val="22"/>
+        </w:rPr>
+      </w:pPr>
+      <w:r>
+        <w:rPr>
+          <w:b/>
+          <w:sz w:val="22"/>
+        </w:rPr>
+        <w:t>_heights[</w:t>
+      </w:r>
+      <w:proofErr w:type="spellStart"/>
+      <w:r>
+        <w:rPr>
+          <w:b/>
+          <w:sz w:val="22"/>
+        </w:rPr>
+        <w:t>i</w:t>
+      </w:r>
+      <w:proofErr w:type="spellEnd"/>
+      <w:r>
+        <w:rPr>
+          <w:b/>
+          <w:sz w:val="22"/>
+        </w:rPr>
+        <w:t xml:space="preserve">] = </w:t>
+      </w:r>
+      <w:proofErr w:type="gramStart"/>
+      <w:r>
+        <w:rPr>
+          <w:b/>
+          <w:sz w:val="22"/>
+        </w:rPr>
+        <w:t>norm;</w:t>
+      </w:r>
+      <w:proofErr w:type="gramEnd"/>
+    </w:p>
+    <w:p>
+      <w:pPr>
+        <w:jc w:val="left"/>
+        <w:rPr>
+          <w:b/>
+          <w:sz w:val="22"/>
+        </w:rPr>
+      </w:pPr>
+      <w:r>
+        <w:rPr>
+          <w:rFonts w:hint="eastAsia"/>
+          <w:b/>
+          <w:sz w:val="22"/>
+        </w:rPr>
+        <w:t xml:space="preserve">이렇게 </w:t>
+      </w:r>
+      <w:proofErr w:type="gramStart"/>
+      <w:r>
+        <w:rPr>
+          <w:rFonts w:hint="eastAsia"/>
+          <w:b/>
+          <w:sz w:val="22"/>
+        </w:rPr>
+        <w:t>계산 하고</w:t>
+      </w:r>
+      <w:proofErr w:type="gramEnd"/>
+      <w:r>
+        <w:rPr>
+          <w:rFonts w:hint="eastAsia"/>
+          <w:b/>
+          <w:sz w:val="22"/>
+        </w:rPr>
+        <w:t xml:space="preserve"> 있었기 때문에 고저차가 차이 났다.</w:t>
+      </w:r>
+    </w:p>
+    <w:p>
+      <w:pPr>
+        <w:jc w:val="left"/>
+        <w:rPr>
+          <w:b/>
+          <w:sz w:val="22"/>
+        </w:rPr>
+      </w:pPr>
+      <w:r>
+        <w:rPr>
+          <w:rFonts w:hint="eastAsia"/>
+          <w:b/>
+          <w:sz w:val="22"/>
+        </w:rPr>
+        <w:t xml:space="preserve">물론 이 값을 서버와 클라 </w:t>
+      </w:r>
+      <w:proofErr w:type="spellStart"/>
+      <w:r>
+        <w:rPr>
+          <w:rFonts w:hint="eastAsia"/>
+          <w:b/>
+          <w:sz w:val="22"/>
+        </w:rPr>
+        <w:t>둘다</w:t>
+      </w:r>
+      <w:proofErr w:type="spellEnd"/>
+      <w:r>
+        <w:rPr>
+          <w:rFonts w:hint="eastAsia"/>
+          <w:b/>
+          <w:sz w:val="22"/>
+        </w:rPr>
+        <w:t xml:space="preserve"> 같은 값을 사용하기에 물리엔진 오류는 나지 않았던 것 </w:t>
+      </w:r>
+    </w:p>
+    <w:p>
+      <w:pPr>
+        <w:jc w:val="left"/>
+        <w:rPr>
+          <w:b/>
+          <w:sz w:val="22"/>
+        </w:rPr>
+      </w:pPr>
+    </w:p>
+    <w:p>
+      <w:pPr>
+        <w:jc w:val="left"/>
+        <w:rPr>
+          <w:b/>
+          <w:sz w:val="22"/>
+        </w:rPr>
+      </w:pPr>
+      <w:r>
+        <w:rPr>
+          <w:rFonts w:hint="eastAsia"/>
+          <w:b/>
+          <w:sz w:val="22"/>
+        </w:rPr>
+        <w:t>&lt;서버에서 다중 물리 지형 로드&gt;</w:t>
+      </w:r>
+    </w:p>
+    <w:p>
+      <w:pPr>
+        <w:jc w:val="left"/>
+        <w:rPr>
+          <w:b/>
+          <w:sz w:val="22"/>
+        </w:rPr>
+      </w:pPr>
+      <w:r>
+        <w:rPr>
+          <w:rFonts w:hint="eastAsia"/>
+          <w:b/>
+          <w:sz w:val="22"/>
+        </w:rPr>
+        <w:t xml:space="preserve">클라이언트에서 </w:t>
+      </w:r>
+      <w:proofErr w:type="spellStart"/>
+      <w:r>
+        <w:rPr>
+          <w:rFonts w:hint="eastAsia"/>
+          <w:b/>
+          <w:sz w:val="22"/>
+        </w:rPr>
+        <w:t>landScape</w:t>
+      </w:r>
+      <w:proofErr w:type="spellEnd"/>
+      <w:r>
+        <w:rPr>
+          <w:rFonts w:hint="eastAsia"/>
+          <w:b/>
+          <w:sz w:val="22"/>
+        </w:rPr>
+        <w:t>를 읽듯이 같은 방식으로 여러 개의 터레인을 읽은 뒤</w:t>
+      </w:r>
+    </w:p>
+    <w:p>
+      <w:pPr>
+        <w:jc w:val="left"/>
+        <w:rPr>
+          <w:b/>
+          <w:sz w:val="22"/>
+        </w:rPr>
+      </w:pPr>
+      <w:r>
+        <w:rPr>
+          <w:rFonts w:hint="eastAsia"/>
+          <w:b/>
+          <w:sz w:val="22"/>
+        </w:rPr>
+        <w:t xml:space="preserve">싱글 스레드에서 여러 물리 지형 Shape를 생성하고 </w:t>
+      </w:r>
+    </w:p>
+    <w:p>
+      <w:pPr>
+        <w:jc w:val="left"/>
+        <w:rPr>
+          <w:b/>
+          <w:sz w:val="22"/>
+        </w:rPr>
+      </w:pPr>
+      <w:r>
+        <w:rPr>
+          <w:rFonts w:hint="eastAsia"/>
+          <w:b/>
+          <w:sz w:val="22"/>
+        </w:rPr>
+        <w:t xml:space="preserve">실제 room에서 같은 shape를 참조해서 사용 Shape는 불변 객체이므로 스레드 </w:t>
+      </w:r>
+      <w:proofErr w:type="spellStart"/>
+      <w:r>
+        <w:rPr>
+          <w:rFonts w:hint="eastAsia"/>
+          <w:b/>
+          <w:sz w:val="22"/>
+        </w:rPr>
+        <w:t>세이프함</w:t>
+      </w:r>
+      <w:proofErr w:type="spellEnd"/>
+    </w:p>
+    <w:p>
+      <w:pPr>
+        <w:jc w:val="left"/>
+        <w:rPr>
+          <w:b/>
+          <w:sz w:val="22"/>
+        </w:rPr>
+      </w:pPr>
+    </w:p>
+    <w:p>
+      <w:pPr>
+        <w:jc w:val="left"/>
+        <w:rPr>
+          <w:b/>
+          <w:sz w:val="22"/>
+        </w:rPr>
+      </w:pPr>
+      <w:r>
+        <w:rPr>
+          <w:rFonts w:hint="eastAsia"/>
+          <w:b/>
+          <w:sz w:val="22"/>
+        </w:rPr>
+        <w:lastRenderedPageBreak/>
+        <w:t xml:space="preserve">&lt;클라이언트의 중력과 </w:t>
+      </w:r>
+      <w:proofErr w:type="spellStart"/>
+      <w:r>
+        <w:rPr>
+          <w:rFonts w:hint="eastAsia"/>
+          <w:b/>
+          <w:sz w:val="22"/>
+        </w:rPr>
+        <w:t>터레인</w:t>
+      </w:r>
+      <w:proofErr w:type="spellEnd"/>
+      <w:r>
+        <w:rPr>
+          <w:rFonts w:hint="eastAsia"/>
+          <w:b/>
+          <w:sz w:val="22"/>
+        </w:rPr>
+        <w:t xml:space="preserve"> 충돌을 끄고 실행&gt;</w:t>
+      </w:r>
+    </w:p>
+    <w:p>
+      <w:pPr>
+        <w:jc w:val="left"/>
+        <w:rPr>
+          <w:b/>
+          <w:sz w:val="22"/>
+        </w:rPr>
+      </w:pPr>
+      <w:r>
+        <w:rPr>
+          <w:rFonts w:hint="eastAsia"/>
+          <w:b/>
+          <w:sz w:val="22"/>
+        </w:rPr>
+        <w:t xml:space="preserve">중력 적용도 </w:t>
+      </w:r>
+      <w:proofErr w:type="gramStart"/>
+      <w:r>
+        <w:rPr>
+          <w:rFonts w:hint="eastAsia"/>
+          <w:b/>
+          <w:sz w:val="22"/>
+        </w:rPr>
+        <w:t>안되고</w:t>
+      </w:r>
+      <w:proofErr w:type="gramEnd"/>
+      <w:r>
+        <w:rPr>
+          <w:rFonts w:hint="eastAsia"/>
+          <w:b/>
+          <w:sz w:val="22"/>
+        </w:rPr>
+        <w:t xml:space="preserve"> 플레이어는 공중에 있고 서버에서는 물리 충돌은 </w:t>
+      </w:r>
+      <w:proofErr w:type="spellStart"/>
+      <w:r>
+        <w:rPr>
+          <w:rFonts w:hint="eastAsia"/>
+          <w:b/>
+          <w:sz w:val="22"/>
+        </w:rPr>
+        <w:t>원래랑</w:t>
+      </w:r>
+      <w:proofErr w:type="spellEnd"/>
+      <w:r>
+        <w:rPr>
+          <w:rFonts w:hint="eastAsia"/>
+          <w:b/>
+          <w:sz w:val="22"/>
+        </w:rPr>
+        <w:t xml:space="preserve"> 똑같이 </w:t>
+      </w:r>
+      <w:proofErr w:type="spellStart"/>
+      <w:r>
+        <w:rPr>
+          <w:rFonts w:hint="eastAsia"/>
+          <w:b/>
+          <w:sz w:val="22"/>
+        </w:rPr>
+        <w:t>잘나오는</w:t>
+      </w:r>
+      <w:proofErr w:type="spellEnd"/>
+      <w:r>
+        <w:rPr>
+          <w:rFonts w:hint="eastAsia"/>
+          <w:b/>
+          <w:sz w:val="22"/>
+        </w:rPr>
+        <w:t xml:space="preserve"> </w:t>
+      </w:r>
+    </w:p>
+    <w:p>
+      <w:pPr>
+        <w:jc w:val="left"/>
+        <w:rPr>
+          <w:b/>
+          <w:sz w:val="22"/>
+        </w:rPr>
+      </w:pPr>
+      <w:r>
+        <w:rPr>
+          <w:rFonts w:hint="eastAsia"/>
+          <w:b/>
+          <w:sz w:val="22"/>
+        </w:rPr>
+        <w:t>기이한 현상 발생 -&gt; 후술할 서버 루프 순서 문제</w:t>
+      </w:r>
+    </w:p>
+    <w:p>
+      <w:pPr>
+        <w:jc w:val="left"/>
+        <w:rPr>
+          <w:b/>
+          <w:sz w:val="22"/>
+        </w:rPr>
+      </w:pPr>
+    </w:p>
+    <w:p>
+      <w:pPr>
+        <w:jc w:val="left"/>
+        <w:rPr>
+          <w:b/>
+          <w:sz w:val="22"/>
+        </w:rPr>
+      </w:pPr>
+      <w:r>
+        <w:rPr>
+          <w:rFonts w:hint="eastAsia"/>
+          <w:b/>
+          <w:sz w:val="22"/>
+        </w:rPr>
+        <w:t>&lt;서버 루프 개선&gt;</w:t>
+      </w:r>
+    </w:p>
+    <w:p>
+      <w:pPr>
+        <w:jc w:val="left"/>
+        <w:rPr>
+          <w:b/>
+          <w:sz w:val="22"/>
+        </w:rPr>
+      </w:pPr>
+      <w:r>
+        <w:rPr>
+          <w:rFonts w:hint="eastAsia"/>
+          <w:b/>
+          <w:sz w:val="22"/>
+        </w:rPr>
+        <w:t xml:space="preserve">클라이언트 단의 물리 업데이트를 전체 끄고 </w:t>
+      </w:r>
+      <w:proofErr w:type="spellStart"/>
+      <w:r>
+        <w:rPr>
+          <w:rFonts w:hint="eastAsia"/>
+          <w:b/>
+          <w:sz w:val="22"/>
+        </w:rPr>
+        <w:t>실행시</w:t>
+      </w:r>
+      <w:proofErr w:type="spellEnd"/>
+    </w:p>
+    <w:p>
+      <w:pPr>
+        <w:jc w:val="left"/>
+        <w:rPr>
+          <w:b/>
+          <w:sz w:val="22"/>
+        </w:rPr>
+      </w:pPr>
+      <w:r>
+        <w:rPr>
+          <w:rFonts w:hint="eastAsia"/>
+          <w:b/>
+          <w:sz w:val="22"/>
+        </w:rPr>
+        <w:t>서버에서 플레이어만 오류나는 점에 주목했다.</w:t>
+      </w:r>
+    </w:p>
+    <w:p>
+      <w:pPr>
+        <w:jc w:val="left"/>
+        <w:rPr>
+          <w:b/>
+          <w:sz w:val="22"/>
+        </w:rPr>
+      </w:pPr>
+      <w:proofErr w:type="spellStart"/>
+      <w:r>
+        <w:rPr>
+          <w:rFonts w:hint="eastAsia"/>
+          <w:b/>
+          <w:sz w:val="22"/>
+        </w:rPr>
+        <w:t>npc</w:t>
+      </w:r>
+      <w:proofErr w:type="spellEnd"/>
+      <w:r>
+        <w:rPr>
+          <w:rFonts w:hint="eastAsia"/>
+          <w:b/>
+          <w:sz w:val="22"/>
+        </w:rPr>
+        <w:t>들은 이전과 같이 잘되었음</w:t>
+      </w:r>
+    </w:p>
+    <w:p>
+      <w:pPr>
+        <w:jc w:val="left"/>
+        <w:rPr>
+          <w:b/>
+          <w:sz w:val="22"/>
+        </w:rPr>
+      </w:pPr>
+      <w:r>
+        <w:rPr>
+          <w:rFonts w:hint="eastAsia"/>
+          <w:b/>
+          <w:sz w:val="22"/>
+        </w:rPr>
+        <w:t xml:space="preserve">문제는 input처리 즉, </w:t>
+      </w:r>
+      <w:proofErr w:type="spellStart"/>
+      <w:r>
+        <w:rPr>
+          <w:rFonts w:hint="eastAsia"/>
+          <w:b/>
+          <w:sz w:val="22"/>
+        </w:rPr>
+        <w:t>recv</w:t>
+      </w:r>
+      <w:proofErr w:type="spellEnd"/>
+      <w:r>
+        <w:rPr>
+          <w:rFonts w:hint="eastAsia"/>
+          <w:b/>
+          <w:sz w:val="22"/>
+        </w:rPr>
+        <w:t xml:space="preserve"> 패킷 처리의 위치 문제였다.</w:t>
+      </w:r>
+    </w:p>
+    <w:p>
+      <w:pPr>
+        <w:jc w:val="left"/>
+        <w:rPr>
+          <w:b/>
+          <w:sz w:val="22"/>
+        </w:rPr>
+      </w:pPr>
+      <w:r>
+        <w:rPr>
+          <w:rFonts w:hint="eastAsia"/>
+          <w:b/>
+          <w:sz w:val="22"/>
+        </w:rPr>
+        <w:t xml:space="preserve">원래 물리엔진 연동전의 </w:t>
+      </w:r>
+      <w:proofErr w:type="spellStart"/>
+      <w:r>
+        <w:rPr>
+          <w:rFonts w:hint="eastAsia"/>
+          <w:b/>
+          <w:sz w:val="22"/>
+        </w:rPr>
+        <w:t>recv</w:t>
+      </w:r>
+      <w:proofErr w:type="spellEnd"/>
+      <w:r>
+        <w:rPr>
+          <w:rFonts w:hint="eastAsia"/>
+          <w:b/>
+          <w:sz w:val="22"/>
+        </w:rPr>
+        <w:t xml:space="preserve">한 패킷들 </w:t>
+      </w:r>
+      <w:proofErr w:type="spellStart"/>
+      <w:r>
+        <w:rPr>
+          <w:rFonts w:hint="eastAsia"/>
+          <w:b/>
+          <w:sz w:val="22"/>
+        </w:rPr>
+        <w:t>핸들러</w:t>
+      </w:r>
+      <w:proofErr w:type="spellEnd"/>
+      <w:r>
+        <w:rPr>
+          <w:rFonts w:hint="eastAsia"/>
+          <w:b/>
+          <w:sz w:val="22"/>
+        </w:rPr>
+        <w:t xml:space="preserve"> -&gt; 월드 update여서 이걸 하나의 함수로 묶어서 room객체에 넣어 두었는데 그 앞에 물리 업데이트가 </w:t>
+      </w:r>
+      <w:proofErr w:type="spellStart"/>
+      <w:r>
+        <w:rPr>
+          <w:rFonts w:hint="eastAsia"/>
+          <w:b/>
+          <w:sz w:val="22"/>
+        </w:rPr>
+        <w:t>생긴걸</w:t>
+      </w:r>
+      <w:proofErr w:type="spellEnd"/>
+      <w:r>
+        <w:rPr>
+          <w:rFonts w:hint="eastAsia"/>
+          <w:b/>
+          <w:sz w:val="22"/>
+        </w:rPr>
+        <w:t xml:space="preserve"> 간과함</w:t>
+      </w:r>
+    </w:p>
+    <w:p>
+      <w:pPr>
+        <w:jc w:val="left"/>
+        <w:rPr>
+          <w:b/>
+          <w:sz w:val="22"/>
+        </w:rPr>
+      </w:pPr>
+      <w:r>
+        <w:rPr>
+          <w:rFonts w:hint="eastAsia"/>
+          <w:b/>
+          <w:sz w:val="22"/>
+        </w:rPr>
+        <w:t>따라서</w:t>
+      </w:r>
+    </w:p>
+    <w:p>
+      <w:pPr>
+        <w:jc w:val="left"/>
+        <w:rPr>
+          <w:b/>
+          <w:sz w:val="22"/>
+        </w:rPr>
+      </w:pPr>
+      <w:r>
+        <w:rPr>
+          <w:rFonts w:hint="eastAsia"/>
+          <w:b/>
+          <w:sz w:val="22"/>
+        </w:rPr>
+        <w:t xml:space="preserve">월드 물리 업데이트 -&gt; 패킷 </w:t>
+      </w:r>
+      <w:proofErr w:type="spellStart"/>
+      <w:r>
+        <w:rPr>
+          <w:rFonts w:hint="eastAsia"/>
+          <w:b/>
+          <w:sz w:val="22"/>
+        </w:rPr>
+        <w:t>핸들러</w:t>
+      </w:r>
+      <w:proofErr w:type="spellEnd"/>
+      <w:r>
+        <w:rPr>
+          <w:rFonts w:hint="eastAsia"/>
+          <w:b/>
+          <w:sz w:val="22"/>
+        </w:rPr>
+        <w:t xml:space="preserve"> -&gt; 월드 업데이트</w:t>
+      </w:r>
+    </w:p>
+    <w:p>
+      <w:pPr>
+        <w:jc w:val="left"/>
+        <w:rPr>
+          <w:b/>
+          <w:sz w:val="22"/>
+        </w:rPr>
+      </w:pPr>
+      <w:r>
+        <w:rPr>
+          <w:rFonts w:hint="eastAsia"/>
+          <w:b/>
+          <w:sz w:val="22"/>
+        </w:rPr>
+        <w:t>라는 괴상한 루프로 돌아가는 중이었다.</w:t>
+      </w:r>
+    </w:p>
+    <w:p>
+      <w:pPr>
+        <w:jc w:val="left"/>
+        <w:rPr>
+          <w:b/>
+          <w:sz w:val="22"/>
+        </w:rPr>
+      </w:pPr>
+      <w:r>
+        <w:rPr>
+          <w:rFonts w:hint="eastAsia"/>
+          <w:b/>
+          <w:sz w:val="22"/>
+        </w:rPr>
+        <w:t xml:space="preserve">패킷 </w:t>
+      </w:r>
+      <w:proofErr w:type="spellStart"/>
+      <w:r>
+        <w:rPr>
+          <w:rFonts w:hint="eastAsia"/>
+          <w:b/>
+          <w:sz w:val="22"/>
+        </w:rPr>
+        <w:t>핸들러</w:t>
+      </w:r>
+      <w:proofErr w:type="spellEnd"/>
+      <w:r>
+        <w:rPr>
+          <w:rFonts w:hint="eastAsia"/>
+          <w:b/>
+          <w:sz w:val="22"/>
+        </w:rPr>
+        <w:t xml:space="preserve"> -&gt; 월드 물리 업데이트 -&gt; 월드 업데이트</w:t>
+      </w:r>
+    </w:p>
+    <w:p>
+      <w:pPr>
+        <w:jc w:val="left"/>
+        <w:rPr>
+          <w:b/>
+          <w:sz w:val="22"/>
+        </w:rPr>
+      </w:pPr>
+      <w:r>
+        <w:rPr>
+          <w:rFonts w:hint="eastAsia"/>
+          <w:b/>
+          <w:sz w:val="22"/>
+        </w:rPr>
+        <w:t>로 고치니 jittering등이 매우 많이 감소</w:t>
+      </w:r>
+    </w:p>
+    <w:p>
+      <w:pPr>
+        <w:jc w:val="left"/>
+        <w:rPr>
+          <w:b/>
+          <w:sz w:val="22"/>
+        </w:rPr>
+      </w:pPr>
+      <w:r>
+        <w:rPr>
+          <w:rFonts w:hint="eastAsia"/>
+          <w:b/>
+          <w:sz w:val="22"/>
+        </w:rPr>
+        <w:t xml:space="preserve">지금까지 제대로 나오는 것 같았던 느낌은 클라이언트에서 </w:t>
+      </w:r>
+      <w:proofErr w:type="spellStart"/>
+      <w:r>
+        <w:rPr>
+          <w:rFonts w:hint="eastAsia"/>
+          <w:b/>
+          <w:sz w:val="22"/>
+        </w:rPr>
+        <w:t>보간을</w:t>
+      </w:r>
+      <w:proofErr w:type="spellEnd"/>
+      <w:r>
+        <w:rPr>
+          <w:rFonts w:hint="eastAsia"/>
+          <w:b/>
+          <w:sz w:val="22"/>
+        </w:rPr>
+        <w:t xml:space="preserve"> 해주어서 그랬던 거였음</w:t>
+      </w:r>
+    </w:p>
+    <w:p>
+      <w:pPr>
+        <w:jc w:val="left"/>
+        <w:rPr>
+          <w:b/>
+          <w:sz w:val="22"/>
+        </w:rPr>
+      </w:pPr>
+      <w:r>
+        <w:rPr>
+          <w:rFonts w:hint="eastAsia"/>
+          <w:b/>
+          <w:sz w:val="22"/>
+        </w:rPr>
+        <w:t xml:space="preserve">따라서 클라이언트 </w:t>
+      </w:r>
+      <w:proofErr w:type="spellStart"/>
+      <w:r>
+        <w:rPr>
+          <w:rFonts w:hint="eastAsia"/>
+          <w:b/>
+          <w:sz w:val="22"/>
+        </w:rPr>
+        <w:t>보간을</w:t>
+      </w:r>
+      <w:proofErr w:type="spellEnd"/>
+      <w:r>
+        <w:rPr>
+          <w:rFonts w:hint="eastAsia"/>
+          <w:b/>
+          <w:sz w:val="22"/>
+        </w:rPr>
+        <w:t xml:space="preserve"> 이동 보간 빼고 </w:t>
+      </w:r>
+      <w:proofErr w:type="spellStart"/>
+      <w:r>
+        <w:rPr>
+          <w:rFonts w:hint="eastAsia"/>
+          <w:b/>
+          <w:sz w:val="22"/>
+        </w:rPr>
+        <w:t>다없애니</w:t>
+      </w:r>
+      <w:proofErr w:type="spellEnd"/>
+      <w:r>
+        <w:rPr>
+          <w:rFonts w:hint="eastAsia"/>
+          <w:b/>
+          <w:sz w:val="22"/>
+        </w:rPr>
+        <w:t xml:space="preserve"> 충돌 및 이동 </w:t>
+      </w:r>
+      <w:proofErr w:type="spellStart"/>
+      <w:r>
+        <w:rPr>
+          <w:rFonts w:hint="eastAsia"/>
+          <w:b/>
+          <w:sz w:val="22"/>
+        </w:rPr>
+        <w:t>보간이</w:t>
+      </w:r>
+      <w:proofErr w:type="spellEnd"/>
+      <w:r>
+        <w:rPr>
+          <w:rFonts w:hint="eastAsia"/>
+          <w:b/>
+          <w:sz w:val="22"/>
+        </w:rPr>
+        <w:t xml:space="preserve"> 자연스럽게 동기화 되었음</w:t>
+      </w:r>
+    </w:p>
+    <w:p>
+      <w:pPr>
+        <w:jc w:val="left"/>
+        <w:rPr>
+          <w:rFonts w:hint="eastAsia"/>
           <w:b/>
           <w:sz w:val="22"/>
         </w:rPr>
@@ -3781,6 +7148,7 @@
                 <w:b/>
                 <w:sz w:val="22"/>
               </w:rPr>
+              <w:lastRenderedPageBreak/>
               <w:t>지도교수</w:t>
             </w:r>
           </w:p>
@@ -4770,7 +8138,6 @@
   <w:style w:type="character" w:default="1" w:styleId="a0">
     <w:name w:val="Default Paragraph Font"/>
     <w:uiPriority w:val="1"/>
-    <w:semiHidden/>
     <w:unhideWhenUsed/>
   </w:style>
   <w:style w:type="table" w:default="1" w:styleId="a1">

--- a/작업일지/32주차.docx
+++ b/작업일지/32주차.docx
@@ -592,7 +592,7 @@
                 <w:u w:val="single"/>
               </w:rPr>
             </w:pPr>
-            <w:hyperlink r:id="rId10" w:tooltip="애니메이션 상태 시스템 리팩토링 및 액션 ID 도입&#10;&#10;개억까의 시간을 모두 물리치고 박경준이 승리했습니다 여러분 DW가 저번에 말한 SKILL 문제를 좀더 유연하게 대처하기위해서 모든 액션과 상태를 분리해서 코딩 할 수 있게끔 바꿧고 그거에 맞춰서 animation_component 도 구조를 바꿧음 이름에 대응되도록&#10;&#10;기존 OBJECT_STATE 기반 애니메이션/상태 시스템을 폐기하고, 문자열 기반 애니메이션 이름 및 EntityState+action_id 구조로 전면 리팩토링하였습니다. AnimationComponent는 add_animation/play 방식으로 변경되었고, 서버-클라이언트 동기화 패킷 및 관련 코드 전반이 EntityState와 action_id를 함께 사용하도록 수정되었습니다. ReadGLTFMesh에 애니메이션 이름 자동 매칭 유틸이 추가되었으며, 각종 스크립트와 BT, CombatDef 등도 새로운 분기 방식에 맞게 변경되었습니다. 기존 enum 기반 매핑 및 관련 함수는 모두 제거 또는 주석 처리되었습니다." w:history="1">
+            <w:hyperlink r:id="rId10" w:tooltip="애니메이션 상태 시스템 리팩토링 및 액션 ID 도입&#10;&#10;개억까의 시간을 모두 물리치고 박경준이 승리했습니다 여러분 DW가 저번에 말한 SKILL 문제를 좀더 유연하게 대처하기위해서 모든 액션과 상태를 분리해서 코딩 할 수 있게끔 바꿧고 그거에 맞춰서 animation_component 도 구조를 바꿧음 이름에 대응되도록&#10;&#10;기존 OBJECT_STATE 기반 애니메이션/상태 시스템을 폐기하고, 문자열 기반 애니메이션 이름 및 EntityState+action_id 구" w:history="1">
               <w:r>
                 <w:rPr>
                   <w:rStyle w:val="a6"/>
@@ -694,7 +694,7 @@
                 <w:u w:val="single"/>
               </w:rPr>
             </w:pPr>
-            <w:hyperlink r:id="rId13" w:tooltip="서버 지형 다중 Landscape 지원 및 물리/스폰 로직 리팩토링&#10;&#10;다만 아직 클라이언트단에 있는 물리 월드와 중력때문에 떨어지는중&#10;&#10;MapDataManager가 여러 Landscape(지형 타일)을 지원하도록 구조를 대폭 변경하고, 각 타일별로 물리 Shape을 미리 생성/공유하도록 개선했습니다. Room에서는 모든 지형 타일에 대해 물리 바디를 생성·관리하며, 플레이어 스폰 시 월드 중앙에서 레이캐스트로 지면을 정확히 탐지해 항상 안전하게 스폰되도록 보정 로직을 추가했습니다. 높이 계산, 맵 경계 반환 등도 다중 타일을 고려하도록 일원화했으며, float 타입 일관성 및 불필요 코드 정리 등도 포함됩니다." w:history="1">
+            <w:hyperlink r:id="rId13" w:tooltip="서버 지형 다중 Landscape 지원 및 물리/스폰 로직 리팩토링&#10;&#10;다만 아직 클라이언트단에 있는 물리 월드와 중력때문에 떨어지는중&#10;&#10;MapDataManager가 여러 Landscape(지형 타일)을 지원하도록 구조를 대폭 변경하고, 각 타일별로 물리 Shape을 미리 생성/공유하도록 개선했습니다. Room에서는 모든 지형 타일에 대해 물리 바디를 생성·관리하며, 플레이어 스폰 시 월드 중앙에서 레이캐스트로 지면을 정확히 탐지해 항상 안전하게 스폰되도록 보정 " w:history="1">
               <w:r>
                 <w:rPr>
                   <w:rStyle w:val="a6"/>
@@ -709,7 +709,7 @@
           <w:p>
             <w:pPr>
               <w:rPr>
-                <w:rFonts w:ascii="맑은 고딕" w:eastAsia="맑은 고딕" w:hAnsi="맑은 고딕" w:hint="eastAsia"/>
+                <w:rFonts w:ascii="맑은 고딕" w:eastAsia="맑은 고딕" w:hAnsi="맑은 고딕"/>
                 <w:b/>
                 <w:bCs/>
                 <w:u w:val="single"/>
@@ -791,16 +791,6 @@
             </w:hyperlink>
           </w:p>
           <w:p>
-            <w:pPr>
-              <w:rPr>
-                <w:rFonts w:ascii="맑은 고딕" w:eastAsia="맑은 고딕" w:hAnsi="맑은 고딕" w:hint="eastAsia"/>
-                <w:b/>
-                <w:bCs/>
-                <w:i/>
-                <w:iCs/>
-                <w:u w:val="single"/>
-              </w:rPr>
-            </w:pPr>
             <w:hyperlink r:id="rId15" w:history="1">
               <w:r>
                 <w:rPr>
@@ -860,6 +850,47 @@
               </w:r>
             </w:hyperlink>
           </w:p>
+          <w:p>
+            <w:pPr>
+              <w:rPr>
+                <w:rFonts w:ascii="맑은 고딕" w:eastAsia="맑은 고딕" w:hAnsi="맑은 고딕"/>
+                <w:b/>
+                <w:bCs/>
+                <w:i/>
+                <w:iCs/>
+                <w:u w:val="single"/>
+              </w:rPr>
+            </w:pPr>
+            <w:hyperlink r:id="rId16" w:history="1">
+              <w:r>
+                <w:rPr>
+                  <w:rStyle w:val="a6"/>
+                  <w:b/>
+                  <w:bCs/>
+                  <w:szCs w:val="20"/>
+                </w:rPr>
+                <w:t>ui 렌더링 레이어 순서에 맞게 렌더링 하</w:t>
+              </w:r>
+              <w:r>
+                <w:rPr>
+                  <w:rStyle w:val="a6"/>
+                  <w:b/>
+                  <w:bCs/>
+                  <w:szCs w:val="20"/>
+                </w:rPr>
+                <w:t>는</w:t>
+              </w:r>
+              <w:r>
+                <w:rPr>
+                  <w:rStyle w:val="a6"/>
+                  <w:b/>
+                  <w:bCs/>
+                  <w:szCs w:val="20"/>
+                </w:rPr>
+                <w:t xml:space="preserve"> 기능 추가</w:t>
+              </w:r>
+            </w:hyperlink>
+          </w:p>
         </w:tc>
       </w:tr>
     </w:tbl>
@@ -1182,7 +1213,7 @@
                     </pic:cNvPicPr>
                   </pic:nvPicPr>
                   <pic:blipFill>
-                    <a:blip r:embed="rId16">
+                    <a:blip r:embed="rId17">
                       <a:extLst>
                         <a:ext uri="{28A0092B-C50C-407E-A947-70E740481C1C}">
                           <a14:useLocalDpi xmlns:a14="http://schemas.microsoft.com/office/drawing/2010/main" val="0"/>
@@ -1237,7 +1268,7 @@
                     </pic:cNvPicPr>
                   </pic:nvPicPr>
                   <pic:blipFill>
-                    <a:blip r:embed="rId17">
+                    <a:blip r:embed="rId18">
                       <a:extLst>
                         <a:ext uri="{28A0092B-C50C-407E-A947-70E740481C1C}">
                           <a14:useLocalDpi xmlns:a14="http://schemas.microsoft.com/office/drawing/2010/main" val="0"/>
@@ -1302,7 +1333,7 @@
                     </pic:cNvPicPr>
                   </pic:nvPicPr>
                   <pic:blipFill>
-                    <a:blip r:embed="rId18">
+                    <a:blip r:embed="rId19">
                       <a:extLst>
                         <a:ext uri="{28A0092B-C50C-407E-A947-70E740481C1C}">
                           <a14:useLocalDpi xmlns:a14="http://schemas.microsoft.com/office/drawing/2010/main" val="0"/>
@@ -3787,7 +3818,7 @@
                     </pic:cNvPicPr>
                   </pic:nvPicPr>
                   <pic:blipFill>
-                    <a:blip r:embed="rId19" cstate="print">
+                    <a:blip r:embed="rId20" cstate="print">
                       <a:extLst>
                         <a:ext uri="{28A0092B-C50C-407E-A947-70E740481C1C}">
                           <a14:useLocalDpi xmlns:a14="http://schemas.microsoft.com/office/drawing/2010/main" val="0"/>
@@ -3842,7 +3873,7 @@
                     </pic:cNvPicPr>
                   </pic:nvPicPr>
                   <pic:blipFill>
-                    <a:blip r:embed="rId20" cstate="print">
+                    <a:blip r:embed="rId21" cstate="print">
                       <a:extLst>
                         <a:ext uri="{28A0092B-C50C-407E-A947-70E740481C1C}">
                           <a14:useLocalDpi xmlns:a14="http://schemas.microsoft.com/office/drawing/2010/main" val="0"/>
@@ -4884,7 +4915,6 @@
       <w:pPr>
         <w:jc w:val="left"/>
         <w:rPr>
-          <w:rFonts w:hint="eastAsia"/>
           <w:b/>
           <w:sz w:val="22"/>
         </w:rPr>
@@ -5334,14 +5364,14 @@
       <w:pPr>
         <w:jc w:val="left"/>
         <w:rPr>
-          <w:rFonts w:hint="eastAsia"/>
-          <w:b/>
-          <w:sz w:val="22"/>
-        </w:rPr>
-      </w:pPr>
-      <w:r>
-        <w:rPr>
-          <w:b/>
+          <w:b/>
+          <w:sz w:val="22"/>
+        </w:rPr>
+      </w:pPr>
+      <w:r>
+        <w:rPr>
+          <w:b/>
+          <w:noProof/>
           <w:sz w:val="22"/>
         </w:rPr>
         <w:drawing>
@@ -5360,7 +5390,7 @@
                     <pic:cNvPicPr/>
                   </pic:nvPicPr>
                   <pic:blipFill>
-                    <a:blip r:embed="rId21"/>
+                    <a:blip r:embed="rId22"/>
                     <a:stretch>
                       <a:fillRect/>
                     </a:stretch>
@@ -5420,7 +5450,6 @@
       <w:pPr>
         <w:jc w:val="left"/>
         <w:rPr>
-          <w:rFonts w:hint="eastAsia"/>
           <w:b/>
           <w:sz w:val="22"/>
         </w:rPr>
@@ -5648,7 +5677,6 @@
       <w:pPr>
         <w:jc w:val="left"/>
         <w:rPr>
-          <w:rFonts w:hint="eastAsia"/>
           <w:b/>
           <w:sz w:val="22"/>
         </w:rPr>
@@ -6832,7 +6860,477 @@
       <w:pPr>
         <w:jc w:val="left"/>
         <w:rPr>
-          <w:rFonts w:hint="eastAsia"/>
+          <w:b/>
+          <w:sz w:val="22"/>
+        </w:rPr>
+      </w:pPr>
+    </w:p>
+    <w:p>
+      <w:pPr>
+        <w:jc w:val="left"/>
+        <w:rPr>
+          <w:b/>
+          <w:sz w:val="22"/>
+        </w:rPr>
+      </w:pPr>
+      <w:r>
+        <w:rPr>
+          <w:b/>
+          <w:sz w:val="22"/>
+        </w:rPr>
+        <w:tab/>
+      </w:r>
+      <w:r>
+        <w:rPr>
+          <w:b/>
+          <w:sz w:val="22"/>
+        </w:rPr>
+        <w:tab/>
+      </w:r>
+      <w:r>
+        <w:rPr>
+          <w:b/>
+          <w:sz w:val="22"/>
+        </w:rPr>
+        <w:br/>
+      </w:r>
+      <w:proofErr w:type="spellStart"/>
+      <w:r>
+        <w:rPr>
+          <w:b/>
+          <w:bCs/>
+          <w:sz w:val="24"/>
+          <w:szCs w:val="24"/>
+        </w:rPr>
+        <w:t>ui</w:t>
+      </w:r>
+      <w:proofErr w:type="spellEnd"/>
+      <w:r>
+        <w:rPr>
+          <w:b/>
+          <w:bCs/>
+          <w:sz w:val="24"/>
+          <w:szCs w:val="24"/>
+        </w:rPr>
+        <w:t xml:space="preserve"> 렌더링 레이어 순서에 맞게 렌더링 하는 기능 추가</w:t>
+      </w:r>
+    </w:p>
+    <w:p>
+      <w:pPr>
+        <w:jc w:val="left"/>
+        <w:rPr>
+          <w:b/>
+          <w:sz w:val="22"/>
+        </w:rPr>
+      </w:pPr>
+      <w:r>
+        <w:rPr>
+          <w:b/>
+          <w:sz w:val="22"/>
+        </w:rPr>
+        <w:t xml:space="preserve">지난번 제작한 </w:t>
+      </w:r>
+      <w:proofErr w:type="spellStart"/>
+      <w:r>
+        <w:rPr>
+          <w:b/>
+          <w:sz w:val="22"/>
+        </w:rPr>
+        <w:t>UIManager</w:t>
+      </w:r>
+      <w:proofErr w:type="spellEnd"/>
+      <w:r>
+        <w:rPr>
+          <w:b/>
+          <w:sz w:val="22"/>
+        </w:rPr>
+        <w:t xml:space="preserve">가 원효대사 </w:t>
+      </w:r>
+      <w:proofErr w:type="spellStart"/>
+      <w:r>
+        <w:rPr>
+          <w:b/>
+          <w:sz w:val="22"/>
+        </w:rPr>
+        <w:t>해골물이었음</w:t>
+      </w:r>
+      <w:proofErr w:type="spellEnd"/>
+      <w:r>
+        <w:rPr>
+          <w:b/>
+          <w:sz w:val="22"/>
+        </w:rPr>
+        <w:t>… → 전혀 설정한 레이어 순으로 렌더링 되고 있지 않던 것</w:t>
+      </w:r>
+    </w:p>
+    <w:p>
+      <w:pPr>
+        <w:jc w:val="left"/>
+        <w:rPr>
+          <w:b/>
+          <w:sz w:val="22"/>
+        </w:rPr>
+      </w:pPr>
+      <w:r>
+        <w:rPr>
+          <w:b/>
+          <w:sz w:val="22"/>
+        </w:rPr>
+        <w:lastRenderedPageBreak/>
+        <w:drawing>
+          <wp:inline distT="0" distB="0" distL="0" distR="0" wp14:anchorId="737CB82F" wp14:editId="7656EF9A">
+            <wp:extent cx="6645910" cy="4091305"/>
+            <wp:effectExtent l="0" t="0" r="2540" b="4445"/>
+            <wp:docPr id="2126164381" name="그림 6"/>
+            <wp:cNvGraphicFramePr>
+              <a:graphicFrameLocks xmlns:a="http://schemas.openxmlformats.org/drawingml/2006/main" noChangeAspect="1"/>
+            </wp:cNvGraphicFramePr>
+            <a:graphic xmlns:a="http://schemas.openxmlformats.org/drawingml/2006/main">
+              <a:graphicData uri="http://schemas.openxmlformats.org/drawingml/2006/picture">
+                <pic:pic xmlns:pic="http://schemas.openxmlformats.org/drawingml/2006/picture">
+                  <pic:nvPicPr>
+                    <pic:cNvPr id="0" name="Picture 16"/>
+                    <pic:cNvPicPr>
+                      <a:picLocks noChangeAspect="1" noChangeArrowheads="1"/>
+                    </pic:cNvPicPr>
+                  </pic:nvPicPr>
+                  <pic:blipFill>
+                    <a:blip r:embed="rId23">
+                      <a:extLst>
+                        <a:ext uri="{28A0092B-C50C-407E-A947-70E740481C1C}">
+                          <a14:useLocalDpi xmlns:a14="http://schemas.microsoft.com/office/drawing/2010/main" val="0"/>
+                        </a:ext>
+                      </a:extLst>
+                    </a:blip>
+                    <a:srcRect/>
+                    <a:stretch>
+                      <a:fillRect/>
+                    </a:stretch>
+                  </pic:blipFill>
+                  <pic:spPr bwMode="auto">
+                    <a:xfrm>
+                      <a:off x="0" y="0"/>
+                      <a:ext cx="6645910" cy="4091305"/>
+                    </a:xfrm>
+                    <a:prstGeom prst="rect">
+                      <a:avLst/>
+                    </a:prstGeom>
+                    <a:noFill/>
+                    <a:ln>
+                      <a:noFill/>
+                    </a:ln>
+                  </pic:spPr>
+                </pic:pic>
+              </a:graphicData>
+            </a:graphic>
+          </wp:inline>
+        </w:drawing>
+      </w:r>
+    </w:p>
+    <w:p>
+      <w:pPr>
+        <w:jc w:val="left"/>
+        <w:rPr>
+          <w:b/>
+          <w:sz w:val="22"/>
+        </w:rPr>
+      </w:pPr>
+      <w:r>
+        <w:rPr>
+          <w:b/>
+          <w:sz w:val="22"/>
+        </w:rPr>
+        <w:t xml:space="preserve">그래서 </w:t>
+      </w:r>
+      <w:proofErr w:type="spellStart"/>
+      <w:r>
+        <w:rPr>
+          <w:b/>
+          <w:sz w:val="22"/>
+        </w:rPr>
+        <w:t>set_render_vector</w:t>
+      </w:r>
+      <w:proofErr w:type="spellEnd"/>
+      <w:r>
+        <w:rPr>
+          <w:b/>
+          <w:sz w:val="22"/>
+        </w:rPr>
+        <w:t xml:space="preserve"> 함수를 추가하여 레이어 순서대로 </w:t>
+      </w:r>
+      <w:proofErr w:type="spellStart"/>
+      <w:r>
+        <w:rPr>
+          <w:b/>
+          <w:sz w:val="22"/>
+        </w:rPr>
+        <w:t>ui</w:t>
+      </w:r>
+      <w:proofErr w:type="spellEnd"/>
+      <w:r>
+        <w:rPr>
+          <w:b/>
+          <w:sz w:val="22"/>
+        </w:rPr>
+        <w:t>의 렌더링 활성 여부를 판단 후 하나의 벡터에 순서대로 렌더링 할 UI만 모으는 함수를 추가</w:t>
+      </w:r>
+    </w:p>
+    <w:p>
+      <w:pPr>
+        <w:jc w:val="left"/>
+        <w:rPr>
+          <w:b/>
+          <w:sz w:val="22"/>
+        </w:rPr>
+      </w:pPr>
+      <w:r>
+        <w:rPr>
+          <w:b/>
+          <w:sz w:val="22"/>
+        </w:rPr>
+        <w:tab/>
+      </w:r>
+      <w:r>
+        <w:rPr>
+          <w:b/>
+          <w:sz w:val="22"/>
+        </w:rPr>
+        <w:tab/>
+      </w:r>
+    </w:p>
+    <w:p>
+      <w:pPr>
+        <w:jc w:val="left"/>
+        <w:rPr>
+          <w:b/>
+          <w:sz w:val="22"/>
+        </w:rPr>
+      </w:pPr>
+      <w:r>
+        <w:rPr>
+          <w:b/>
+          <w:sz w:val="22"/>
+        </w:rPr>
+        <w:drawing>
+          <wp:inline distT="0" distB="0" distL="0" distR="0" wp14:anchorId="12B2DC89" wp14:editId="43E802E3">
+            <wp:extent cx="6645910" cy="3411220"/>
+            <wp:effectExtent l="0" t="0" r="2540" b="0"/>
+            <wp:docPr id="1752866354" name="그림 5"/>
+            <wp:cNvGraphicFramePr>
+              <a:graphicFrameLocks xmlns:a="http://schemas.openxmlformats.org/drawingml/2006/main" noChangeAspect="1"/>
+            </wp:cNvGraphicFramePr>
+            <a:graphic xmlns:a="http://schemas.openxmlformats.org/drawingml/2006/main">
+              <a:graphicData uri="http://schemas.openxmlformats.org/drawingml/2006/picture">
+                <pic:pic xmlns:pic="http://schemas.openxmlformats.org/drawingml/2006/picture">
+                  <pic:nvPicPr>
+                    <pic:cNvPr id="0" name="Picture 17"/>
+                    <pic:cNvPicPr>
+                      <a:picLocks noChangeAspect="1" noChangeArrowheads="1"/>
+                    </pic:cNvPicPr>
+                  </pic:nvPicPr>
+                  <pic:blipFill>
+                    <a:blip r:embed="rId24">
+                      <a:extLst>
+                        <a:ext uri="{28A0092B-C50C-407E-A947-70E740481C1C}">
+                          <a14:useLocalDpi xmlns:a14="http://schemas.microsoft.com/office/drawing/2010/main" val="0"/>
+                        </a:ext>
+                      </a:extLst>
+                    </a:blip>
+                    <a:srcRect/>
+                    <a:stretch>
+                      <a:fillRect/>
+                    </a:stretch>
+                  </pic:blipFill>
+                  <pic:spPr bwMode="auto">
+                    <a:xfrm>
+                      <a:off x="0" y="0"/>
+                      <a:ext cx="6645910" cy="3411220"/>
+                    </a:xfrm>
+                    <a:prstGeom prst="rect">
+                      <a:avLst/>
+                    </a:prstGeom>
+                    <a:noFill/>
+                    <a:ln>
+                      <a:noFill/>
+                    </a:ln>
+                  </pic:spPr>
+                </pic:pic>
+              </a:graphicData>
+            </a:graphic>
+          </wp:inline>
+        </w:drawing>
+      </w:r>
+      <w:r>
+        <w:rPr>
+          <w:b/>
+          <w:sz w:val="22"/>
+        </w:rPr>
+        <w:lastRenderedPageBreak/>
+        <w:drawing>
+          <wp:inline distT="0" distB="0" distL="0" distR="0" wp14:anchorId="72C3382D" wp14:editId="421BE6C2">
+            <wp:extent cx="6645910" cy="2316480"/>
+            <wp:effectExtent l="0" t="0" r="2540" b="7620"/>
+            <wp:docPr id="1223790940" name="그림 4"/>
+            <wp:cNvGraphicFramePr>
+              <a:graphicFrameLocks xmlns:a="http://schemas.openxmlformats.org/drawingml/2006/main" noChangeAspect="1"/>
+            </wp:cNvGraphicFramePr>
+            <a:graphic xmlns:a="http://schemas.openxmlformats.org/drawingml/2006/main">
+              <a:graphicData uri="http://schemas.openxmlformats.org/drawingml/2006/picture">
+                <pic:pic xmlns:pic="http://schemas.openxmlformats.org/drawingml/2006/picture">
+                  <pic:nvPicPr>
+                    <pic:cNvPr id="0" name="Picture 18"/>
+                    <pic:cNvPicPr>
+                      <a:picLocks noChangeAspect="1" noChangeArrowheads="1"/>
+                    </pic:cNvPicPr>
+                  </pic:nvPicPr>
+                  <pic:blipFill>
+                    <a:blip r:embed="rId25">
+                      <a:extLst>
+                        <a:ext uri="{28A0092B-C50C-407E-A947-70E740481C1C}">
+                          <a14:useLocalDpi xmlns:a14="http://schemas.microsoft.com/office/drawing/2010/main" val="0"/>
+                        </a:ext>
+                      </a:extLst>
+                    </a:blip>
+                    <a:srcRect/>
+                    <a:stretch>
+                      <a:fillRect/>
+                    </a:stretch>
+                  </pic:blipFill>
+                  <pic:spPr bwMode="auto">
+                    <a:xfrm>
+                      <a:off x="0" y="0"/>
+                      <a:ext cx="6645910" cy="2316480"/>
+                    </a:xfrm>
+                    <a:prstGeom prst="rect">
+                      <a:avLst/>
+                    </a:prstGeom>
+                    <a:noFill/>
+                    <a:ln>
+                      <a:noFill/>
+                    </a:ln>
+                  </pic:spPr>
+                </pic:pic>
+              </a:graphicData>
+            </a:graphic>
+          </wp:inline>
+        </w:drawing>
+      </w:r>
+    </w:p>
+    <w:p>
+      <w:pPr>
+        <w:jc w:val="left"/>
+        <w:rPr>
+          <w:b/>
+          <w:sz w:val="22"/>
+        </w:rPr>
+      </w:pPr>
+      <w:r>
+        <w:rPr>
+          <w:b/>
+          <w:sz w:val="22"/>
+        </w:rPr>
+        <w:t xml:space="preserve">또한 </w:t>
+      </w:r>
+      <w:proofErr w:type="spellStart"/>
+      <w:r>
+        <w:rPr>
+          <w:b/>
+          <w:sz w:val="22"/>
+        </w:rPr>
+        <w:t>렌더러의</w:t>
+      </w:r>
+      <w:proofErr w:type="spellEnd"/>
+      <w:r>
+        <w:rPr>
+          <w:b/>
+          <w:sz w:val="22"/>
+        </w:rPr>
+        <w:t xml:space="preserve"> </w:t>
+      </w:r>
+      <w:proofErr w:type="spellStart"/>
+      <w:r>
+        <w:rPr>
+          <w:b/>
+          <w:sz w:val="22"/>
+        </w:rPr>
+        <w:t>build_render_list</w:t>
+      </w:r>
+      <w:proofErr w:type="spellEnd"/>
+      <w:r>
+        <w:rPr>
+          <w:b/>
+          <w:sz w:val="22"/>
+        </w:rPr>
+        <w:t xml:space="preserve">에서 </w:t>
+      </w:r>
+      <w:proofErr w:type="spellStart"/>
+      <w:r>
+        <w:rPr>
+          <w:b/>
+          <w:sz w:val="22"/>
+        </w:rPr>
+        <w:t>ui</w:t>
+      </w:r>
+      <w:proofErr w:type="spellEnd"/>
+      <w:r>
+        <w:rPr>
+          <w:b/>
+          <w:sz w:val="22"/>
+        </w:rPr>
+        <w:t xml:space="preserve">는 판별을 하지 않고 추후에 따로 판단하고 </w:t>
+      </w:r>
+      <w:proofErr w:type="spellStart"/>
+      <w:r>
+        <w:rPr>
+          <w:b/>
+          <w:sz w:val="22"/>
+        </w:rPr>
+        <w:t>렌더맵에</w:t>
+      </w:r>
+      <w:proofErr w:type="spellEnd"/>
+      <w:r>
+        <w:rPr>
+          <w:b/>
+          <w:sz w:val="22"/>
+        </w:rPr>
+        <w:t xml:space="preserve"> 넣도록 수정하여 레이어 순서에 맞게 렌더링 되도록 구현함</w:t>
+      </w:r>
+      <w:r>
+        <w:rPr>
+          <w:b/>
+          <w:sz w:val="22"/>
+        </w:rPr>
+        <w:br/>
+      </w:r>
+      <w:r>
+        <w:rPr>
+          <w:b/>
+          <w:sz w:val="22"/>
+        </w:rPr>
+        <w:tab/>
+      </w:r>
+      <w:r>
+        <w:rPr>
+          <w:b/>
+          <w:sz w:val="22"/>
+        </w:rPr>
+        <w:tab/>
+      </w:r>
+    </w:p>
+    <w:p>
+      <w:pPr>
+        <w:jc w:val="left"/>
+        <w:rPr>
+          <w:rFonts w:hint="eastAsia"/>
+          <w:b/>
+          <w:sz w:val="22"/>
+        </w:rPr>
+      </w:pPr>
+    </w:p>
+    <w:p>
+      <w:pPr>
+        <w:jc w:val="left"/>
+        <w:rPr>
           <w:b/>
           <w:sz w:val="22"/>
         </w:rPr>
@@ -7148,7 +7646,6 @@
                 <w:b/>
                 <w:sz w:val="22"/>
               </w:rPr>
-              <w:lastRenderedPageBreak/>
               <w:t>지도교수</w:t>
             </w:r>
           </w:p>
